--- a/Backend/Director_Disclosure/Output_Disclosures/2024-25/ADANI_GREEN_ENERGY_LIMITED/MBP-1/MBP1_Pragnesh_Shashikant_Darji_08858955.docx
+++ b/Backend/Director_Disclosure/Output_Disclosures/2024-25/ADANI_GREEN_ENERGY_LIMITED/MBP-1/MBP1_Pragnesh_Shashikant_Darji_08858955.docx
@@ -93,182 +93,17 @@
     </w:p>
     <w:p>
       <w:pPr>
-        <w:spacing w:before="0" w:after="0"/>
-        <w:jc w:val="left"/>
-      </w:pPr>
-      <w:r>
-        <w:rPr>
-          <w:rFonts w:ascii="Adani" w:hAnsi="Adani"/>
-          <w:b w:val="0"/>
-          <w:sz w:val="20"/>
-          <w:u w:val="none"/>
-        </w:rPr>
-        <w:t>ADANI GREEN ENERGY LIMITED</w:t>
-      </w:r>
-    </w:p>
-    <w:p>
-      <w:pPr>
-        <w:spacing w:before="0" w:after="0"/>
-        <w:jc w:val="left"/>
-      </w:pPr>
-      <w:r>
-        <w:rPr>
-          <w:rFonts w:ascii="Adani" w:hAnsi="Adani"/>
-          <w:b w:val="0"/>
-          <w:sz w:val="20"/>
-          <w:u w:val="none"/>
-        </w:rPr>
-        <w:t>ADANI WIND ENERGY (GUJARAT) PRIVATE LIMITED</w:t>
-      </w:r>
-    </w:p>
-    <w:p>
-      <w:pPr>
-        <w:spacing w:before="0" w:after="0"/>
-        <w:jc w:val="left"/>
-      </w:pPr>
-      <w:r>
-        <w:rPr>
-          <w:rFonts w:ascii="Adani" w:hAnsi="Adani"/>
-          <w:b w:val="0"/>
-          <w:sz w:val="20"/>
-          <w:u w:val="none"/>
-        </w:rPr>
-        <w:t>ADANI GREEN ENERGY TWENTY SIX C LIMITED</w:t>
-      </w:r>
-    </w:p>
-    <w:p>
-      <w:pPr>
-        <w:spacing w:before="0" w:after="0"/>
-        <w:jc w:val="left"/>
-      </w:pPr>
-      <w:r>
-        <w:rPr>
-          <w:rFonts w:ascii="Adani" w:hAnsi="Adani"/>
-          <w:b w:val="0"/>
-          <w:sz w:val="20"/>
-          <w:u w:val="none"/>
-        </w:rPr>
-        <w:t>ADANI GREEN ENERGY TWENTY FOUR A LIMITED</w:t>
-      </w:r>
-    </w:p>
-    <w:p>
-      <w:pPr>
-        <w:spacing w:before="0" w:after="0"/>
-        <w:jc w:val="left"/>
-      </w:pPr>
-      <w:r>
-        <w:rPr>
-          <w:rFonts w:ascii="Adani" w:hAnsi="Adani"/>
-          <w:b w:val="0"/>
-          <w:sz w:val="20"/>
-          <w:u w:val="none"/>
-        </w:rPr>
-        <w:t>ADANI GREEN ENERGY TWENTY SEVEN A LIMITED</w:t>
-      </w:r>
-    </w:p>
-    <w:p>
-      <w:pPr>
-        <w:spacing w:before="0" w:after="0"/>
-        <w:jc w:val="left"/>
-      </w:pPr>
-      <w:r>
-        <w:rPr>
-          <w:rFonts w:ascii="Adani" w:hAnsi="Adani"/>
-          <w:b w:val="0"/>
-          <w:sz w:val="20"/>
-          <w:u w:val="none"/>
-        </w:rPr>
-        <w:t>ADANI GREEN ENERGY TWENTY FIVE B LIMITED</w:t>
-      </w:r>
-    </w:p>
-    <w:p>
-      <w:pPr>
-        <w:spacing w:before="0" w:after="0"/>
-        <w:jc w:val="left"/>
-      </w:pPr>
-      <w:r>
-        <w:rPr>
-          <w:rFonts w:ascii="Adani" w:hAnsi="Adani"/>
-          <w:b w:val="0"/>
-          <w:sz w:val="20"/>
-          <w:u w:val="none"/>
-        </w:rPr>
-        <w:t>ADANI GREEN ENERGY TWENTY FIVE A LIMITED</w:t>
-      </w:r>
-    </w:p>
-    <w:p>
-      <w:pPr>
-        <w:spacing w:before="0" w:after="0"/>
-        <w:jc w:val="left"/>
-      </w:pPr>
-      <w:r>
-        <w:rPr>
-          <w:rFonts w:ascii="Adani" w:hAnsi="Adani"/>
-          <w:b w:val="0"/>
-          <w:sz w:val="20"/>
-          <w:u w:val="none"/>
-        </w:rPr>
-        <w:t>ADANI GREEN ENERGY TWENTY SIX A LIMITED</w:t>
-      </w:r>
-    </w:p>
-    <w:p>
-      <w:pPr>
-        <w:spacing w:before="0" w:after="0"/>
-        <w:jc w:val="left"/>
-      </w:pPr>
-      <w:r>
-        <w:rPr>
-          <w:rFonts w:ascii="Adani" w:hAnsi="Adani"/>
-          <w:b w:val="0"/>
-          <w:sz w:val="20"/>
-          <w:u w:val="none"/>
-        </w:rPr>
-        <w:t>ADANI GREEN ENERGY TWENTY SIX B LIMITED</w:t>
-      </w:r>
-    </w:p>
-    <w:p>
-      <w:pPr>
-        <w:spacing w:before="0" w:after="0"/>
-        <w:jc w:val="left"/>
-      </w:pPr>
-      <w:r>
-        <w:rPr>
-          <w:rFonts w:ascii="Adani" w:hAnsi="Adani"/>
-          <w:b w:val="0"/>
-          <w:sz w:val="20"/>
-          <w:u w:val="none"/>
-        </w:rPr>
-        <w:t>ADANI GREEN ENERGY TWENTY FOUR C LIMITED</w:t>
-      </w:r>
-    </w:p>
-    <w:p>
-      <w:pPr>
-        <w:spacing w:before="0" w:after="0"/>
-        <w:jc w:val="left"/>
-      </w:pPr>
-      <w:r>
-        <w:rPr>
-          <w:rFonts w:ascii="Adani" w:hAnsi="Adani"/>
-          <w:b w:val="0"/>
-          <w:sz w:val="20"/>
-          <w:u w:val="none"/>
-        </w:rPr>
-        <w:t>ADANI GREEN ENERGY TWENTY FOUR B LIMITED</w:t>
-      </w:r>
-    </w:p>
-    <w:p>
-      <w:pPr>
         <w:spacing w:before="0" w:after="160"/>
         <w:jc w:val="left"/>
       </w:pPr>
       <w:r>
         <w:rPr>
           <w:rFonts w:ascii="Adani" w:hAnsi="Adani"/>
-          <w:b w:val="0"/>
+          <w:b/>
           <w:sz w:val="20"/>
           <w:u w:val="none"/>
         </w:rPr>
-        <w:t>ADANI GREEN ENERGY TWENTY FIVE C LIMITED</w:t>
+        <w:t>ADANI GREEN ENERGY LIMITED</w:t>
       </w:r>
     </w:p>
     <w:p>
@@ -324,7 +159,7 @@
           <w:sz w:val="20"/>
           <w:u w:val="none"/>
         </w:rPr>
-        <w:t>{{FATHER_NAME}}</w:t>
+        <w:t>Mr. Shashikant Darji</w:t>
       </w:r>
       <w:r>
         <w:rPr>
@@ -1122,7 +957,7 @@
                 <w:sz w:val="18"/>
                 <w:u w:val="none"/>
               </w:rPr>
-              <w:t>ADANI GREEN ENERGY TWENTY SEVEN A LIMITED</w:t>
+              <w:t>ADANI GREEN ENERGY TWENTY FIVE C LIMITED</w:t>
             </w:r>
           </w:p>
         </w:tc>
@@ -1264,7 +1099,7 @@
                 <w:sz w:val="18"/>
                 <w:u w:val="none"/>
               </w:rPr>
-              <w:t>ADANI GREEN ENERGY TWENTY FIVE B LIMITED</w:t>
+              <w:t>ADANI GREEN ENERGY TWENTY SEVEN A LIMITED</w:t>
             </w:r>
           </w:p>
         </w:tc>
@@ -1406,7 +1241,7 @@
                 <w:sz w:val="18"/>
                 <w:u w:val="none"/>
               </w:rPr>
-              <w:t>ADANI GREEN ENERGY TWENTY FIVE A LIMITED</w:t>
+              <w:t>ADANI GREEN ENERGY TWENTY FIVE B LIMITED</w:t>
             </w:r>
           </w:p>
         </w:tc>
@@ -1690,7 +1525,7 @@
                 <w:sz w:val="18"/>
                 <w:u w:val="none"/>
               </w:rPr>
-              <w:t>ADANI GREEN ENERGY TWENTY SIX B LIMITED</w:t>
+              <w:t>ADANI GREEN ENERGY TWENTY FOUR C LIMITED</w:t>
             </w:r>
           </w:p>
         </w:tc>
@@ -1832,7 +1667,7 @@
                 <w:sz w:val="18"/>
                 <w:u w:val="none"/>
               </w:rPr>
-              <w:t>ADANI GREEN ENERGY TWENTY FOUR C LIMITED</w:t>
+              <w:t>ADANI GREEN ENERGY TWENTY SIX B LIMITED</w:t>
             </w:r>
           </w:p>
         </w:tc>
@@ -2116,7 +1951,7 @@
                 <w:sz w:val="18"/>
                 <w:u w:val="none"/>
               </w:rPr>
-              <w:t>ADANI GREEN ENERGY TWENTY FIVE C LIMITED</w:t>
+              <w:t>ADANI GREEN ENERGY TWENTY FIVE A LIMITED</w:t>
             </w:r>
           </w:p>
         </w:tc>
@@ -2437,7 +2272,7 @@
                 <w:sz w:val="18"/>
                 <w:u w:val="none"/>
               </w:rPr>
-              <w:t>Date:   07th May, 2026</w:t>
+              <w:t>Date:   15th May, 2026</w:t>
             </w:r>
           </w:p>
         </w:tc>
@@ -2653,7 +2488,7 @@
           <w:sz w:val="20"/>
           <w:u w:val="none"/>
         </w:rPr>
-        <w:t>NIL</w:t>
+        <w:t>H.U.F  in which I am a Member – N.A.</w:t>
       </w:r>
     </w:p>
     <w:p>
@@ -2681,7 +2516,7 @@
           <w:sz w:val="20"/>
           <w:u w:val="none"/>
         </w:rPr>
-        <w:t>NIL</w:t>
+        <w:t>Mrs. Madhuri Sharma</w:t>
       </w:r>
     </w:p>
     <w:p>
@@ -2703,174 +2538,441 @@
         <w:t>:</w:t>
       </w:r>
     </w:p>
-    <w:p>
-      <w:pPr>
-        <w:pStyle w:val="ListNumber"/>
-        <w:spacing w:before="0" w:after="40"/>
-        <w:ind w:left="720"/>
-      </w:pPr>
-      <w:r>
-        <w:rPr>
-          <w:rFonts w:ascii="Adani" w:hAnsi="Adani"/>
-          <w:b w:val="0"/>
-          <w:sz w:val="20"/>
-          <w:u w:val="none"/>
-        </w:rPr>
-        <w:t>Father</w:t>
-        <w:tab/>
-        <w:tab/>
-        <w:t>:</w:t>
-        <w:tab/>
-        <w:t>NIL</w:t>
-      </w:r>
-    </w:p>
-    <w:p>
-      <w:pPr>
-        <w:pStyle w:val="ListNumber"/>
-        <w:spacing w:before="0" w:after="40"/>
-        <w:ind w:left="720"/>
-      </w:pPr>
-      <w:r>
-        <w:rPr>
-          <w:rFonts w:ascii="Adani" w:hAnsi="Adani"/>
-          <w:b w:val="0"/>
-          <w:sz w:val="20"/>
-          <w:u w:val="none"/>
-        </w:rPr>
-        <w:t>Mother</w:t>
-        <w:tab/>
-        <w:tab/>
-        <w:t>:</w:t>
-        <w:tab/>
-        <w:t>NIL</w:t>
-      </w:r>
-    </w:p>
-    <w:p>
-      <w:pPr>
-        <w:pStyle w:val="ListNumber"/>
-        <w:spacing w:before="0" w:after="40"/>
-        <w:ind w:left="720"/>
-      </w:pPr>
-      <w:r>
-        <w:rPr>
-          <w:rFonts w:ascii="Adani" w:hAnsi="Adani"/>
-          <w:b w:val="0"/>
-          <w:sz w:val="20"/>
-          <w:u w:val="none"/>
-        </w:rPr>
-        <w:t>Son</w:t>
-        <w:tab/>
-        <w:tab/>
-        <w:t>:</w:t>
-        <w:tab/>
-        <w:t>NIL</w:t>
-      </w:r>
-    </w:p>
-    <w:p>
-      <w:pPr>
-        <w:pStyle w:val="ListNumber"/>
-        <w:spacing w:before="0" w:after="40"/>
-        <w:ind w:left="720"/>
-      </w:pPr>
-      <w:r>
-        <w:rPr>
-          <w:rFonts w:ascii="Adani" w:hAnsi="Adani"/>
-          <w:b w:val="0"/>
-          <w:sz w:val="20"/>
-          <w:u w:val="none"/>
-        </w:rPr>
-        <w:t>Son's Wife</w:t>
-        <w:tab/>
-        <w:tab/>
-        <w:t>:</w:t>
-        <w:tab/>
-        <w:t>NIL</w:t>
-      </w:r>
-    </w:p>
-    <w:p>
-      <w:pPr>
-        <w:pStyle w:val="ListNumber"/>
-        <w:spacing w:before="0" w:after="40"/>
-        <w:ind w:left="720"/>
-      </w:pPr>
-      <w:r>
-        <w:rPr>
-          <w:rFonts w:ascii="Adani" w:hAnsi="Adani"/>
-          <w:b w:val="0"/>
-          <w:sz w:val="20"/>
-          <w:u w:val="none"/>
-        </w:rPr>
-        <w:t>Daughter</w:t>
-        <w:tab/>
-        <w:tab/>
-        <w:t>:</w:t>
-        <w:tab/>
-        <w:t>NIL</w:t>
-      </w:r>
-    </w:p>
-    <w:p>
-      <w:pPr>
-        <w:pStyle w:val="ListNumber"/>
-        <w:spacing w:before="0" w:after="40"/>
-        <w:ind w:left="720"/>
-      </w:pPr>
-      <w:r>
-        <w:rPr>
-          <w:rFonts w:ascii="Adani" w:hAnsi="Adani"/>
-          <w:b w:val="0"/>
-          <w:sz w:val="20"/>
-          <w:u w:val="none"/>
-        </w:rPr>
-        <w:t>Daughter's Husband</w:t>
-        <w:tab/>
-        <w:tab/>
-        <w:t>:</w:t>
-        <w:tab/>
-        <w:t>NIL</w:t>
-      </w:r>
-    </w:p>
-    <w:p>
-      <w:pPr>
-        <w:pStyle w:val="ListNumber"/>
-        <w:spacing w:before="0" w:after="40"/>
-        <w:ind w:left="720"/>
-      </w:pPr>
-      <w:r>
-        <w:rPr>
-          <w:rFonts w:ascii="Adani" w:hAnsi="Adani"/>
-          <w:b w:val="0"/>
-          <w:sz w:val="20"/>
-          <w:u w:val="none"/>
-        </w:rPr>
-        <w:t>Brother</w:t>
-        <w:tab/>
-        <w:tab/>
-        <w:t>:</w:t>
-        <w:tab/>
-        <w:t>NIL</w:t>
-      </w:r>
-    </w:p>
-    <w:p>
-      <w:pPr>
-        <w:pStyle w:val="ListNumber"/>
-        <w:spacing w:before="0" w:after="40"/>
-        <w:ind w:left="720"/>
-      </w:pPr>
-      <w:r>
-        <w:rPr>
-          <w:rFonts w:ascii="Adani" w:hAnsi="Adani"/>
-          <w:b w:val="0"/>
-          <w:sz w:val="20"/>
-          <w:u w:val="none"/>
-        </w:rPr>
-        <w:t>Sister</w:t>
-        <w:tab/>
-        <w:tab/>
-        <w:t>:</w:t>
-        <w:tab/>
-        <w:t>NIL</w:t>
-      </w:r>
-    </w:p>
+    <w:tbl>
+      <w:tblPr>
+        <w:tblW w:type="auto" w:w="0"/>
+        <w:jc w:val="left"/>
+        <w:tblLook w:firstColumn="1" w:firstRow="1" w:lastColumn="0" w:lastRow="0" w:noHBand="0" w:noVBand="1" w:val="04A0"/>
+      </w:tblPr>
+      <w:tblGrid>
+        <w:gridCol w:w="4536"/>
+        <w:gridCol w:w="4536"/>
+      </w:tblGrid>
+      <w:tr>
+        <w:tc>
+          <w:tcPr>
+            <w:tcW w:type="dxa" w:w="4536"/>
+            <w:tcBorders>
+              <w:top w:val="none"/>
+              <w:bottom w:val="none"/>
+              <w:left w:val="none"/>
+              <w:right w:val="none"/>
+            </w:tcBorders>
+          </w:tcPr>
+          <w:p>
+            <w:pPr>
+              <w:ind w:left="720"/>
+            </w:pPr>
+            <w:r>
+              <w:rPr>
+                <w:rFonts w:ascii="Adani" w:hAnsi="Adani"/>
+                <w:b w:val="0"/>
+                <w:sz w:val="20"/>
+                <w:u w:val="none"/>
+              </w:rPr>
+              <w:t>1.</w:t>
+              <w:tab/>
+              <w:t>Father</w:t>
+              <w:tab/>
+              <w:t>:</w:t>
+            </w:r>
+          </w:p>
+        </w:tc>
+        <w:tc>
+          <w:tcPr>
+            <w:tcW w:type="dxa" w:w="4536"/>
+            <w:tcBorders>
+              <w:top w:val="none"/>
+              <w:bottom w:val="none"/>
+              <w:left w:val="none"/>
+              <w:right w:val="none"/>
+            </w:tcBorders>
+          </w:tcPr>
+          <w:p>
+            <w:r>
+              <w:rPr>
+                <w:rFonts w:ascii="Adani" w:hAnsi="Adani"/>
+                <w:b w:val="0"/>
+                <w:sz w:val="20"/>
+                <w:u w:val="none"/>
+              </w:rPr>
+              <w:t>Mr. Shashikant Darji</w:t>
+            </w:r>
+          </w:p>
+        </w:tc>
+      </w:tr>
+      <w:tr>
+        <w:tc>
+          <w:tcPr>
+            <w:tcW w:type="dxa" w:w="4536"/>
+            <w:tcBorders>
+              <w:top w:val="none"/>
+              <w:bottom w:val="none"/>
+              <w:left w:val="none"/>
+              <w:right w:val="none"/>
+            </w:tcBorders>
+          </w:tcPr>
+          <w:p>
+            <w:pPr>
+              <w:ind w:left="720"/>
+            </w:pPr>
+            <w:r>
+              <w:rPr>
+                <w:rFonts w:ascii="Adani" w:hAnsi="Adani"/>
+                <w:b w:val="0"/>
+                <w:sz w:val="20"/>
+                <w:u w:val="none"/>
+              </w:rPr>
+              <w:t>2.</w:t>
+              <w:tab/>
+              <w:t>Mother</w:t>
+              <w:tab/>
+              <w:t>:</w:t>
+            </w:r>
+          </w:p>
+        </w:tc>
+        <w:tc>
+          <w:tcPr>
+            <w:tcW w:type="dxa" w:w="4536"/>
+            <w:tcBorders>
+              <w:top w:val="none"/>
+              <w:bottom w:val="none"/>
+              <w:left w:val="none"/>
+              <w:right w:val="none"/>
+            </w:tcBorders>
+          </w:tcPr>
+          <w:p>
+            <w:r>
+              <w:rPr>
+                <w:rFonts w:ascii="Adani" w:hAnsi="Adani"/>
+                <w:b w:val="0"/>
+                <w:sz w:val="20"/>
+                <w:u w:val="none"/>
+              </w:rPr>
+              <w:t>Mrs. Sudha Darji</w:t>
+            </w:r>
+          </w:p>
+        </w:tc>
+      </w:tr>
+      <w:tr>
+        <w:tc>
+          <w:tcPr>
+            <w:tcW w:type="dxa" w:w="4536"/>
+            <w:tcBorders>
+              <w:top w:val="none"/>
+              <w:bottom w:val="none"/>
+              <w:left w:val="none"/>
+              <w:right w:val="none"/>
+            </w:tcBorders>
+          </w:tcPr>
+          <w:p>
+            <w:pPr>
+              <w:ind w:left="720"/>
+            </w:pPr>
+            <w:r>
+              <w:rPr>
+                <w:rFonts w:ascii="Adani" w:hAnsi="Adani"/>
+                <w:b w:val="0"/>
+                <w:sz w:val="20"/>
+                <w:u w:val="none"/>
+              </w:rPr>
+              <w:t>3.</w:t>
+              <w:tab/>
+              <w:t>Son</w:t>
+              <w:tab/>
+              <w:t>:</w:t>
+            </w:r>
+          </w:p>
+        </w:tc>
+        <w:tc>
+          <w:tcPr>
+            <w:tcW w:type="dxa" w:w="4536"/>
+            <w:tcBorders>
+              <w:top w:val="none"/>
+              <w:bottom w:val="none"/>
+              <w:left w:val="none"/>
+              <w:right w:val="none"/>
+            </w:tcBorders>
+          </w:tcPr>
+          <w:p>
+            <w:r>
+              <w:rPr>
+                <w:rFonts w:ascii="Adani" w:hAnsi="Adani"/>
+                <w:b w:val="0"/>
+                <w:sz w:val="20"/>
+                <w:u w:val="none"/>
+              </w:rPr>
+              <w:t>Mr. Ayaansh Darji</w:t>
+            </w:r>
+          </w:p>
+        </w:tc>
+      </w:tr>
+      <w:tr>
+        <w:tc>
+          <w:tcPr>
+            <w:tcW w:type="dxa" w:w="4536"/>
+            <w:tcBorders>
+              <w:top w:val="none"/>
+              <w:bottom w:val="none"/>
+              <w:left w:val="none"/>
+              <w:right w:val="none"/>
+            </w:tcBorders>
+          </w:tcPr>
+          <w:p>
+            <w:pPr>
+              <w:ind w:left="720"/>
+            </w:pPr>
+            <w:r>
+              <w:rPr>
+                <w:rFonts w:ascii="Adani" w:hAnsi="Adani"/>
+                <w:b w:val="0"/>
+                <w:sz w:val="20"/>
+                <w:u w:val="none"/>
+              </w:rPr>
+              <w:t>4.</w:t>
+              <w:tab/>
+              <w:t>Son's Wife</w:t>
+              <w:tab/>
+              <w:t>:</w:t>
+            </w:r>
+          </w:p>
+        </w:tc>
+        <w:tc>
+          <w:tcPr>
+            <w:tcW w:type="dxa" w:w="4536"/>
+            <w:tcBorders>
+              <w:top w:val="none"/>
+              <w:bottom w:val="none"/>
+              <w:left w:val="none"/>
+              <w:right w:val="none"/>
+            </w:tcBorders>
+          </w:tcPr>
+          <w:p>
+            <w:r>
+              <w:rPr>
+                <w:rFonts w:ascii="Adani" w:hAnsi="Adani"/>
+                <w:b w:val="0"/>
+                <w:sz w:val="20"/>
+                <w:u w:val="none"/>
+              </w:rPr>
+              <w:t>NIL</w:t>
+            </w:r>
+          </w:p>
+        </w:tc>
+      </w:tr>
+      <w:tr>
+        <w:tc>
+          <w:tcPr>
+            <w:tcW w:type="dxa" w:w="4536"/>
+            <w:tcBorders>
+              <w:top w:val="none"/>
+              <w:bottom w:val="none"/>
+              <w:left w:val="none"/>
+              <w:right w:val="none"/>
+            </w:tcBorders>
+          </w:tcPr>
+          <w:p>
+            <w:pPr>
+              <w:ind w:left="720"/>
+            </w:pPr>
+            <w:r>
+              <w:rPr>
+                <w:rFonts w:ascii="Adani" w:hAnsi="Adani"/>
+                <w:b w:val="0"/>
+                <w:sz w:val="20"/>
+                <w:u w:val="none"/>
+              </w:rPr>
+              <w:t>5.</w:t>
+              <w:tab/>
+              <w:t>Daughter</w:t>
+              <w:tab/>
+              <w:t>:</w:t>
+            </w:r>
+          </w:p>
+        </w:tc>
+        <w:tc>
+          <w:tcPr>
+            <w:tcW w:type="dxa" w:w="4536"/>
+            <w:tcBorders>
+              <w:top w:val="none"/>
+              <w:bottom w:val="none"/>
+              <w:left w:val="none"/>
+              <w:right w:val="none"/>
+            </w:tcBorders>
+          </w:tcPr>
+          <w:p>
+            <w:r>
+              <w:rPr>
+                <w:rFonts w:ascii="Adani" w:hAnsi="Adani"/>
+                <w:b w:val="0"/>
+                <w:sz w:val="20"/>
+                <w:u w:val="none"/>
+              </w:rPr>
+              <w:t>NIL</w:t>
+            </w:r>
+          </w:p>
+        </w:tc>
+      </w:tr>
+      <w:tr>
+        <w:tc>
+          <w:tcPr>
+            <w:tcW w:type="dxa" w:w="4536"/>
+            <w:tcBorders>
+              <w:top w:val="none"/>
+              <w:bottom w:val="none"/>
+              <w:left w:val="none"/>
+              <w:right w:val="none"/>
+            </w:tcBorders>
+          </w:tcPr>
+          <w:p>
+            <w:pPr>
+              <w:ind w:left="720"/>
+            </w:pPr>
+            <w:r>
+              <w:rPr>
+                <w:rFonts w:ascii="Adani" w:hAnsi="Adani"/>
+                <w:b w:val="0"/>
+                <w:sz w:val="20"/>
+                <w:u w:val="none"/>
+              </w:rPr>
+              <w:t>6.</w:t>
+              <w:tab/>
+              <w:t>Daughter's Husband</w:t>
+              <w:tab/>
+              <w:t>:</w:t>
+            </w:r>
+          </w:p>
+        </w:tc>
+        <w:tc>
+          <w:tcPr>
+            <w:tcW w:type="dxa" w:w="4536"/>
+            <w:tcBorders>
+              <w:top w:val="none"/>
+              <w:bottom w:val="none"/>
+              <w:left w:val="none"/>
+              <w:right w:val="none"/>
+            </w:tcBorders>
+          </w:tcPr>
+          <w:p>
+            <w:r>
+              <w:rPr>
+                <w:rFonts w:ascii="Adani" w:hAnsi="Adani"/>
+                <w:b w:val="0"/>
+                <w:sz w:val="20"/>
+                <w:u w:val="none"/>
+              </w:rPr>
+              <w:t>NIL</w:t>
+            </w:r>
+          </w:p>
+        </w:tc>
+      </w:tr>
+      <w:tr>
+        <w:tc>
+          <w:tcPr>
+            <w:tcW w:type="dxa" w:w="4536"/>
+            <w:tcBorders>
+              <w:top w:val="none"/>
+              <w:bottom w:val="none"/>
+              <w:left w:val="none"/>
+              <w:right w:val="none"/>
+            </w:tcBorders>
+          </w:tcPr>
+          <w:p>
+            <w:pPr>
+              <w:ind w:left="720"/>
+            </w:pPr>
+            <w:r>
+              <w:rPr>
+                <w:rFonts w:ascii="Adani" w:hAnsi="Adani"/>
+                <w:b w:val="0"/>
+                <w:sz w:val="20"/>
+                <w:u w:val="none"/>
+              </w:rPr>
+              <w:t>7.</w:t>
+              <w:tab/>
+              <w:t>Brother</w:t>
+              <w:tab/>
+              <w:t>:</w:t>
+            </w:r>
+          </w:p>
+        </w:tc>
+        <w:tc>
+          <w:tcPr>
+            <w:tcW w:type="dxa" w:w="4536"/>
+            <w:tcBorders>
+              <w:top w:val="none"/>
+              <w:bottom w:val="none"/>
+              <w:left w:val="none"/>
+              <w:right w:val="none"/>
+            </w:tcBorders>
+          </w:tcPr>
+          <w:p>
+            <w:r>
+              <w:rPr>
+                <w:rFonts w:ascii="Adani" w:hAnsi="Adani"/>
+                <w:b w:val="0"/>
+                <w:sz w:val="20"/>
+                <w:u w:val="none"/>
+              </w:rPr>
+              <w:t>Mr. Nirmal Darji</w:t>
+            </w:r>
+          </w:p>
+        </w:tc>
+      </w:tr>
+      <w:tr>
+        <w:tc>
+          <w:tcPr>
+            <w:tcW w:type="dxa" w:w="4536"/>
+            <w:tcBorders>
+              <w:top w:val="none"/>
+              <w:bottom w:val="none"/>
+              <w:left w:val="none"/>
+              <w:right w:val="none"/>
+            </w:tcBorders>
+          </w:tcPr>
+          <w:p>
+            <w:pPr>
+              <w:ind w:left="720"/>
+            </w:pPr>
+            <w:r>
+              <w:rPr>
+                <w:rFonts w:ascii="Adani" w:hAnsi="Adani"/>
+                <w:b w:val="0"/>
+                <w:sz w:val="20"/>
+                <w:u w:val="none"/>
+              </w:rPr>
+              <w:t>8.</w:t>
+              <w:tab/>
+              <w:t>Sister</w:t>
+              <w:tab/>
+              <w:t>:</w:t>
+            </w:r>
+          </w:p>
+        </w:tc>
+        <w:tc>
+          <w:tcPr>
+            <w:tcW w:type="dxa" w:w="4536"/>
+            <w:tcBorders>
+              <w:top w:val="none"/>
+              <w:bottom w:val="none"/>
+              <w:left w:val="none"/>
+              <w:right w:val="none"/>
+            </w:tcBorders>
+          </w:tcPr>
+          <w:p>
+            <w:r>
+              <w:rPr>
+                <w:rFonts w:ascii="Adani" w:hAnsi="Adani"/>
+                <w:b w:val="0"/>
+                <w:sz w:val="20"/>
+                <w:u w:val="none"/>
+              </w:rPr>
+              <w:t>NIL</w:t>
+            </w:r>
+          </w:p>
+        </w:tc>
+      </w:tr>
+    </w:tbl>
     <w:p/>
     <w:p>
       <w:pPr>
@@ -3207,7 +3309,7 @@
                 <w:sz w:val="18"/>
                 <w:u w:val="none"/>
               </w:rPr>
-              <w:t>Date:   07th May, 2026</w:t>
+              <w:t>Date:   15th May, 2026</w:t>
             </w:r>
           </w:p>
         </w:tc>
@@ -3368,7 +3470,7 @@
           <w:sz w:val="20"/>
           <w:u w:val="none"/>
         </w:rPr>
-        <w:t>07th May, 2026</w:t>
+        <w:t>15th May, 2026</w:t>
       </w:r>
     </w:p>
     <w:p>
@@ -3473,6 +3575,21 @@
           <w:sz w:val="20"/>
           <w:u w:val="none"/>
         </w:rPr>
+        <w:t>ADANI GREEN ENERGY TWENTY FIVE C LIMITED</w:t>
+      </w:r>
+    </w:p>
+    <w:p>
+      <w:pPr>
+        <w:spacing w:before="0" w:after="20"/>
+        <w:jc w:val="left"/>
+      </w:pPr>
+      <w:r>
+        <w:rPr>
+          <w:rFonts w:ascii="Adani" w:hAnsi="Adani"/>
+          <w:b/>
+          <w:sz w:val="20"/>
+          <w:u w:val="none"/>
+        </w:rPr>
         <w:t>ADANI GREEN ENERGY TWENTY SEVEN A LIMITED</w:t>
       </w:r>
     </w:p>
@@ -3503,7 +3620,7 @@
           <w:sz w:val="20"/>
           <w:u w:val="none"/>
         </w:rPr>
-        <w:t>ADANI GREEN ENERGY TWENTY FIVE A LIMITED</w:t>
+        <w:t>ADANI GREEN ENERGY TWENTY SIX A LIMITED</w:t>
       </w:r>
     </w:p>
     <w:p>
@@ -3518,7 +3635,7 @@
           <w:sz w:val="20"/>
           <w:u w:val="none"/>
         </w:rPr>
-        <w:t>ADANI GREEN ENERGY TWENTY SIX A LIMITED</w:t>
+        <w:t>ADANI GREEN ENERGY TWENTY FOUR C LIMITED</w:t>
       </w:r>
     </w:p>
     <w:p>
@@ -3548,21 +3665,6 @@
           <w:sz w:val="20"/>
           <w:u w:val="none"/>
         </w:rPr>
-        <w:t>ADANI GREEN ENERGY TWENTY FOUR C LIMITED</w:t>
-      </w:r>
-    </w:p>
-    <w:p>
-      <w:pPr>
-        <w:spacing w:before="0" w:after="20"/>
-        <w:jc w:val="left"/>
-      </w:pPr>
-      <w:r>
-        <w:rPr>
-          <w:rFonts w:ascii="Adani" w:hAnsi="Adani"/>
-          <w:b/>
-          <w:sz w:val="20"/>
-          <w:u w:val="none"/>
-        </w:rPr>
         <w:t>ADANI GREEN ENERGY TWENTY FOUR B LIMITED</w:t>
       </w:r>
     </w:p>
@@ -3578,7 +3680,7 @@
           <w:sz w:val="20"/>
           <w:u w:val="none"/>
         </w:rPr>
-        <w:t>ADANI GREEN ENERGY TWENTY FIVE C LIMITED</w:t>
+        <w:t>ADANI GREEN ENERGY TWENTY FIVE A LIMITED</w:t>
       </w:r>
     </w:p>
     <w:p/>
@@ -3684,6 +3786,21 @@
           <w:sz w:val="20"/>
           <w:u w:val="none"/>
         </w:rPr>
+        <w:t>ADANI GREEN ENERGY TWENTY FIVE C LIMITED</w:t>
+      </w:r>
+    </w:p>
+    <w:p>
+      <w:pPr>
+        <w:spacing w:before="0" w:after="20"/>
+        <w:jc w:val="left"/>
+      </w:pPr>
+      <w:r>
+        <w:rPr>
+          <w:rFonts w:ascii="Adani" w:hAnsi="Adani"/>
+          <w:b w:val="0"/>
+          <w:sz w:val="20"/>
+          <w:u w:val="none"/>
+        </w:rPr>
         <w:t>ADANI GREEN ENERGY TWENTY SEVEN A LIMITED</w:t>
       </w:r>
     </w:p>
@@ -3714,7 +3831,7 @@
           <w:sz w:val="20"/>
           <w:u w:val="none"/>
         </w:rPr>
-        <w:t>ADANI GREEN ENERGY TWENTY FIVE A LIMITED</w:t>
+        <w:t>ADANI GREEN ENERGY TWENTY SIX A LIMITED</w:t>
       </w:r>
     </w:p>
     <w:p>
@@ -3729,7 +3846,7 @@
           <w:sz w:val="20"/>
           <w:u w:val="none"/>
         </w:rPr>
-        <w:t>ADANI GREEN ENERGY TWENTY SIX A LIMITED</w:t>
+        <w:t>ADANI GREEN ENERGY TWENTY FOUR C LIMITED</w:t>
       </w:r>
     </w:p>
     <w:p>
@@ -3759,21 +3876,6 @@
           <w:sz w:val="20"/>
           <w:u w:val="none"/>
         </w:rPr>
-        <w:t>ADANI GREEN ENERGY TWENTY FOUR C LIMITED</w:t>
-      </w:r>
-    </w:p>
-    <w:p>
-      <w:pPr>
-        <w:spacing w:before="0" w:after="20"/>
-        <w:jc w:val="left"/>
-      </w:pPr>
-      <w:r>
-        <w:rPr>
-          <w:rFonts w:ascii="Adani" w:hAnsi="Adani"/>
-          <w:b w:val="0"/>
-          <w:sz w:val="20"/>
-          <w:u w:val="none"/>
-        </w:rPr>
         <w:t>ADANI GREEN ENERGY TWENTY FOUR B LIMITED</w:t>
       </w:r>
     </w:p>
@@ -3789,7 +3891,7 @@
           <w:sz w:val="20"/>
           <w:u w:val="none"/>
         </w:rPr>
-        <w:t>ADANI GREEN ENERGY TWENTY FIVE C LIMITED</w:t>
+        <w:t>ADANI GREEN ENERGY TWENTY FIVE A LIMITED</w:t>
       </w:r>
     </w:p>
     <w:p/>
@@ -5241,6 +5343,120 @@
                 <w:sz w:val="18"/>
                 <w:u w:val="none"/>
               </w:rPr>
+              <w:t>U40100GJ2020PLC114822</w:t>
+            </w:r>
+          </w:p>
+        </w:tc>
+        <w:tc>
+          <w:tcPr>
+            <w:tcW w:type="dxa" w:w="4252"/>
+            <w:shd w:val="clear" w:color="auto" w:fill="FFFFFF"/>
+            <w:tcBorders>
+              <w:top w:val="single" w:sz="4" w:space="0" w:color="000000"/>
+              <w:left w:val="single" w:sz="4" w:space="0" w:color="000000"/>
+              <w:bottom w:val="single" w:sz="4" w:space="0" w:color="000000"/>
+              <w:right w:val="single" w:sz="4" w:space="0" w:color="000000"/>
+            </w:tcBorders>
+            <w:vAlign w:val="center"/>
+          </w:tcPr>
+          <w:p>
+            <w:pPr>
+              <w:spacing w:before="40" w:after="40"/>
+              <w:jc w:val="left"/>
+            </w:pPr>
+            <w:r>
+              <w:rPr>
+                <w:rFonts w:ascii="Adani" w:hAnsi="Adani"/>
+                <w:b w:val="0"/>
+                <w:sz w:val="18"/>
+                <w:u w:val="none"/>
+              </w:rPr>
+              <w:t>ADANI GREEN ENERGY TWENTY FIVE C LIMITED</w:t>
+            </w:r>
+          </w:p>
+        </w:tc>
+        <w:tc>
+          <w:tcPr>
+            <w:tcW w:type="dxa" w:w="1587"/>
+            <w:shd w:val="clear" w:color="auto" w:fill="FFFFFF"/>
+            <w:tcBorders>
+              <w:top w:val="single" w:sz="4" w:space="0" w:color="000000"/>
+              <w:left w:val="single" w:sz="4" w:space="0" w:color="000000"/>
+              <w:bottom w:val="single" w:sz="4" w:space="0" w:color="000000"/>
+              <w:right w:val="single" w:sz="4" w:space="0" w:color="000000"/>
+            </w:tcBorders>
+            <w:vAlign w:val="center"/>
+          </w:tcPr>
+          <w:p>
+            <w:pPr>
+              <w:spacing w:before="40" w:after="40"/>
+              <w:jc w:val="left"/>
+            </w:pPr>
+            <w:r>
+              <w:rPr>
+                <w:rFonts w:ascii="Adani" w:hAnsi="Adani"/>
+                <w:b w:val="0"/>
+                <w:sz w:val="18"/>
+                <w:u w:val="none"/>
+              </w:rPr>
+              <w:t>Director</w:t>
+            </w:r>
+          </w:p>
+        </w:tc>
+        <w:tc>
+          <w:tcPr>
+            <w:tcW w:type="dxa" w:w="1304"/>
+            <w:shd w:val="clear" w:color="auto" w:fill="FFFFFF"/>
+            <w:tcBorders>
+              <w:top w:val="single" w:sz="4" w:space="0" w:color="000000"/>
+              <w:left w:val="single" w:sz="4" w:space="0" w:color="000000"/>
+              <w:bottom w:val="single" w:sz="4" w:space="0" w:color="000000"/>
+              <w:right w:val="single" w:sz="4" w:space="0" w:color="000000"/>
+            </w:tcBorders>
+            <w:vAlign w:val="center"/>
+          </w:tcPr>
+          <w:p>
+            <w:pPr>
+              <w:spacing w:before="40" w:after="40"/>
+              <w:jc w:val="left"/>
+            </w:pPr>
+            <w:r>
+              <w:rPr>
+                <w:rFonts w:ascii="Adani" w:hAnsi="Adani"/>
+                <w:b w:val="0"/>
+                <w:sz w:val="18"/>
+                <w:u w:val="none"/>
+              </w:rPr>
+              <w:t>07/12/2021</w:t>
+            </w:r>
+          </w:p>
+        </w:tc>
+      </w:tr>
+      <w:tr>
+        <w:tc>
+          <w:tcPr>
+            <w:tcW w:type="dxa" w:w="2268"/>
+            <w:shd w:val="clear" w:color="auto" w:fill="FFFFFF"/>
+            <w:tcBorders>
+              <w:top w:val="single" w:sz="4" w:space="0" w:color="000000"/>
+              <w:left w:val="single" w:sz="4" w:space="0" w:color="000000"/>
+              <w:bottom w:val="single" w:sz="4" w:space="0" w:color="000000"/>
+              <w:right w:val="single" w:sz="4" w:space="0" w:color="000000"/>
+            </w:tcBorders>
+            <w:vAlign w:val="center"/>
+          </w:tcPr>
+          <w:p>
+            <w:pPr>
+              <w:spacing w:before="40" w:after="40"/>
+              <w:jc w:val="left"/>
+            </w:pPr>
+            <w:r>
+              <w:rPr>
+                <w:rFonts w:ascii="Adani" w:hAnsi="Adani"/>
+                <w:b w:val="0"/>
+                <w:sz w:val="18"/>
+                <w:u w:val="none"/>
+              </w:rPr>
               <w:t>U40100GJ2020PLC114393</w:t>
             </w:r>
           </w:p>
@@ -5469,7 +5685,7 @@
                 <w:sz w:val="18"/>
                 <w:u w:val="none"/>
               </w:rPr>
-              <w:t>U40108GJ2020PLC114820</w:t>
+              <w:t>U40100GJ2020PLC114736</w:t>
             </w:r>
           </w:p>
         </w:tc>
@@ -5497,7 +5713,7 @@
                 <w:sz w:val="18"/>
                 <w:u w:val="none"/>
               </w:rPr>
-              <w:t>ADANI GREEN ENERGY TWENTY FIVE A LIMITED</w:t>
+              <w:t>ADANI GREEN ENERGY TWENTY SIX A LIMITED</w:t>
             </w:r>
           </w:p>
         </w:tc>
@@ -5583,7 +5799,7 @@
                 <w:sz w:val="18"/>
                 <w:u w:val="none"/>
               </w:rPr>
-              <w:t>U40100GJ2020PLC114736</w:t>
+              <w:t>U40109GJ2020PLC114375</w:t>
             </w:r>
           </w:p>
         </w:tc>
@@ -5611,7 +5827,7 @@
                 <w:sz w:val="18"/>
                 <w:u w:val="none"/>
               </w:rPr>
-              <w:t>ADANI GREEN ENERGY TWENTY SIX A LIMITED</w:t>
+              <w:t>ADANI GREEN ENERGY TWENTY FOUR C LIMITED</w:t>
             </w:r>
           </w:p>
         </w:tc>
@@ -5811,120 +6027,6 @@
                 <w:sz w:val="18"/>
                 <w:u w:val="none"/>
               </w:rPr>
-              <w:t>U40109GJ2020PLC114375</w:t>
-            </w:r>
-          </w:p>
-        </w:tc>
-        <w:tc>
-          <w:tcPr>
-            <w:tcW w:type="dxa" w:w="4252"/>
-            <w:shd w:val="clear" w:color="auto" w:fill="FFFFFF"/>
-            <w:tcBorders>
-              <w:top w:val="single" w:sz="4" w:space="0" w:color="000000"/>
-              <w:left w:val="single" w:sz="4" w:space="0" w:color="000000"/>
-              <w:bottom w:val="single" w:sz="4" w:space="0" w:color="000000"/>
-              <w:right w:val="single" w:sz="4" w:space="0" w:color="000000"/>
-            </w:tcBorders>
-            <w:vAlign w:val="center"/>
-          </w:tcPr>
-          <w:p>
-            <w:pPr>
-              <w:spacing w:before="40" w:after="40"/>
-              <w:jc w:val="left"/>
-            </w:pPr>
-            <w:r>
-              <w:rPr>
-                <w:rFonts w:ascii="Adani" w:hAnsi="Adani"/>
-                <w:b w:val="0"/>
-                <w:sz w:val="18"/>
-                <w:u w:val="none"/>
-              </w:rPr>
-              <w:t>ADANI GREEN ENERGY TWENTY FOUR C LIMITED</w:t>
-            </w:r>
-          </w:p>
-        </w:tc>
-        <w:tc>
-          <w:tcPr>
-            <w:tcW w:type="dxa" w:w="1587"/>
-            <w:shd w:val="clear" w:color="auto" w:fill="FFFFFF"/>
-            <w:tcBorders>
-              <w:top w:val="single" w:sz="4" w:space="0" w:color="000000"/>
-              <w:left w:val="single" w:sz="4" w:space="0" w:color="000000"/>
-              <w:bottom w:val="single" w:sz="4" w:space="0" w:color="000000"/>
-              <w:right w:val="single" w:sz="4" w:space="0" w:color="000000"/>
-            </w:tcBorders>
-            <w:vAlign w:val="center"/>
-          </w:tcPr>
-          <w:p>
-            <w:pPr>
-              <w:spacing w:before="40" w:after="40"/>
-              <w:jc w:val="left"/>
-            </w:pPr>
-            <w:r>
-              <w:rPr>
-                <w:rFonts w:ascii="Adani" w:hAnsi="Adani"/>
-                <w:b w:val="0"/>
-                <w:sz w:val="18"/>
-                <w:u w:val="none"/>
-              </w:rPr>
-              <w:t>Director</w:t>
-            </w:r>
-          </w:p>
-        </w:tc>
-        <w:tc>
-          <w:tcPr>
-            <w:tcW w:type="dxa" w:w="1304"/>
-            <w:shd w:val="clear" w:color="auto" w:fill="FFFFFF"/>
-            <w:tcBorders>
-              <w:top w:val="single" w:sz="4" w:space="0" w:color="000000"/>
-              <w:left w:val="single" w:sz="4" w:space="0" w:color="000000"/>
-              <w:bottom w:val="single" w:sz="4" w:space="0" w:color="000000"/>
-              <w:right w:val="single" w:sz="4" w:space="0" w:color="000000"/>
-            </w:tcBorders>
-            <w:vAlign w:val="center"/>
-          </w:tcPr>
-          <w:p>
-            <w:pPr>
-              <w:spacing w:before="40" w:after="40"/>
-              <w:jc w:val="left"/>
-            </w:pPr>
-            <w:r>
-              <w:rPr>
-                <w:rFonts w:ascii="Adani" w:hAnsi="Adani"/>
-                <w:b w:val="0"/>
-                <w:sz w:val="18"/>
-                <w:u w:val="none"/>
-              </w:rPr>
-              <w:t>07/12/2021</w:t>
-            </w:r>
-          </w:p>
-        </w:tc>
-      </w:tr>
-      <w:tr>
-        <w:tc>
-          <w:tcPr>
-            <w:tcW w:type="dxa" w:w="2268"/>
-            <w:shd w:val="clear" w:color="auto" w:fill="FFFFFF"/>
-            <w:tcBorders>
-              <w:top w:val="single" w:sz="4" w:space="0" w:color="000000"/>
-              <w:left w:val="single" w:sz="4" w:space="0" w:color="000000"/>
-              <w:bottom w:val="single" w:sz="4" w:space="0" w:color="000000"/>
-              <w:right w:val="single" w:sz="4" w:space="0" w:color="000000"/>
-            </w:tcBorders>
-            <w:vAlign w:val="center"/>
-          </w:tcPr>
-          <w:p>
-            <w:pPr>
-              <w:spacing w:before="40" w:after="40"/>
-              <w:jc w:val="left"/>
-            </w:pPr>
-            <w:r>
-              <w:rPr>
-                <w:rFonts w:ascii="Adani" w:hAnsi="Adani"/>
-                <w:b w:val="0"/>
-                <w:sz w:val="18"/>
-                <w:u w:val="none"/>
-              </w:rPr>
               <w:t>U40300GJ2020PLC115109</w:t>
             </w:r>
           </w:p>
@@ -6039,7 +6141,7 @@
                 <w:sz w:val="18"/>
                 <w:u w:val="none"/>
               </w:rPr>
-              <w:t>U40100GJ2020PLC114822</w:t>
+              <w:t>U40108GJ2020PLC114820</w:t>
             </w:r>
           </w:p>
         </w:tc>
@@ -6067,7 +6169,7 @@
                 <w:sz w:val="18"/>
                 <w:u w:val="none"/>
               </w:rPr>
-              <w:t>ADANI GREEN ENERGY TWENTY FIVE C LIMITED</w:t>
+              <w:t>ADANI GREEN ENERGY TWENTY FIVE A LIMITED</w:t>
             </w:r>
           </w:p>
         </w:tc>

--- a/Backend/Director_Disclosure/Output_Disclosures/2024-25/ADANI_GREEN_ENERGY_LIMITED/MBP-1/MBP1_Pragnesh_Shashikant_Darji_08858955.docx
+++ b/Backend/Director_Disclosure/Output_Disclosures/2024-25/ADANI_GREEN_ENERGY_LIMITED/MBP-1/MBP1_Pragnesh_Shashikant_Darji_08858955.docx
@@ -673,7 +673,7 @@
                 <w:sz w:val="18"/>
                 <w:u w:val="none"/>
               </w:rPr>
-              <w:t>ADANI GREEN ENERGY TWENTY SIX C LIMITED</w:t>
+              <w:t>ADANI GREEN ENERGY TWENTY FOUR C LIMITED</w:t>
             </w:r>
           </w:p>
         </w:tc>
@@ -1099,7 +1099,7 @@
                 <w:sz w:val="18"/>
                 <w:u w:val="none"/>
               </w:rPr>
-              <w:t>ADANI GREEN ENERGY TWENTY SEVEN A LIMITED</w:t>
+              <w:t>ADANI GREEN ENERGY TWENTY FIVE B LIMITED</w:t>
             </w:r>
           </w:p>
         </w:tc>
@@ -1241,7 +1241,7 @@
                 <w:sz w:val="18"/>
                 <w:u w:val="none"/>
               </w:rPr>
-              <w:t>ADANI GREEN ENERGY TWENTY FIVE B LIMITED</w:t>
+              <w:t>ADANI GREEN ENERGY TWENTY SIX A LIMITED</w:t>
             </w:r>
           </w:p>
         </w:tc>
@@ -1383,7 +1383,7 @@
                 <w:sz w:val="18"/>
                 <w:u w:val="none"/>
               </w:rPr>
-              <w:t>ADANI GREEN ENERGY TWENTY SIX A LIMITED</w:t>
+              <w:t>ADANI GREEN ENERGY TWENTY FIVE A LIMITED</w:t>
             </w:r>
           </w:p>
         </w:tc>
@@ -1525,7 +1525,7 @@
                 <w:sz w:val="18"/>
                 <w:u w:val="none"/>
               </w:rPr>
-              <w:t>ADANI GREEN ENERGY TWENTY FOUR C LIMITED</w:t>
+              <w:t>ADANI GREEN ENERGY TWENTY FOUR B LIMITED</w:t>
             </w:r>
           </w:p>
         </w:tc>
@@ -1667,291 +1667,7 @@
                 <w:sz w:val="18"/>
                 <w:u w:val="none"/>
               </w:rPr>
-              <w:t>ADANI GREEN ENERGY TWENTY SIX B LIMITED</w:t>
-            </w:r>
-          </w:p>
-        </w:tc>
-        <w:tc>
-          <w:tcPr>
-            <w:tcW w:type="dxa" w:w="1814"/>
-            <w:shd w:val="clear" w:color="auto" w:fill="FFFFFF"/>
-            <w:tcBorders>
-              <w:top w:val="single" w:sz="4" w:space="0" w:color="000000"/>
-              <w:left w:val="single" w:sz="4" w:space="0" w:color="000000"/>
-              <w:bottom w:val="single" w:sz="4" w:space="0" w:color="000000"/>
-              <w:right w:val="single" w:sz="4" w:space="0" w:color="000000"/>
-            </w:tcBorders>
-            <w:vAlign w:val="center"/>
-          </w:tcPr>
-          <w:p>
-            <w:pPr>
-              <w:spacing w:before="40" w:after="40"/>
-              <w:jc w:val="left"/>
-            </w:pPr>
-            <w:r>
-              <w:rPr>
-                <w:rFonts w:ascii="Adani" w:hAnsi="Adani"/>
-                <w:b w:val="0"/>
-                <w:sz w:val="18"/>
-                <w:u w:val="none"/>
-              </w:rPr>
-              <w:t>Director</w:t>
-            </w:r>
-          </w:p>
-        </w:tc>
-        <w:tc>
-          <w:tcPr>
-            <w:tcW w:type="dxa" w:w="1020"/>
-            <w:shd w:val="clear" w:color="auto" w:fill="FFFFFF"/>
-            <w:tcBorders>
-              <w:top w:val="single" w:sz="4" w:space="0" w:color="000000"/>
-              <w:left w:val="single" w:sz="4" w:space="0" w:color="000000"/>
-              <w:bottom w:val="single" w:sz="4" w:space="0" w:color="000000"/>
-              <w:right w:val="single" w:sz="4" w:space="0" w:color="000000"/>
-            </w:tcBorders>
-            <w:vAlign w:val="center"/>
-          </w:tcPr>
-          <w:p>
-            <w:pPr>
-              <w:spacing w:before="40" w:after="40"/>
-              <w:jc w:val="left"/>
-            </w:pPr>
-            <w:r>
-              <w:rPr>
-                <w:rFonts w:ascii="Adani" w:hAnsi="Adani"/>
-                <w:b w:val="0"/>
-                <w:sz w:val="18"/>
-                <w:u w:val="none"/>
-              </w:rPr>
-              <w:t>NIL</w:t>
-            </w:r>
-          </w:p>
-        </w:tc>
-        <w:tc>
-          <w:tcPr>
-            <w:tcW w:type="dxa" w:w="1247"/>
-            <w:shd w:val="clear" w:color="auto" w:fill="FFFFFF"/>
-            <w:tcBorders>
-              <w:top w:val="single" w:sz="4" w:space="0" w:color="000000"/>
-              <w:left w:val="single" w:sz="4" w:space="0" w:color="000000"/>
-              <w:bottom w:val="single" w:sz="4" w:space="0" w:color="000000"/>
-              <w:right w:val="single" w:sz="4" w:space="0" w:color="000000"/>
-            </w:tcBorders>
-            <w:vAlign w:val="center"/>
-          </w:tcPr>
-          <w:p>
-            <w:pPr>
-              <w:spacing w:before="40" w:after="40"/>
-              <w:jc w:val="left"/>
-            </w:pPr>
-            <w:r>
-              <w:rPr>
-                <w:rFonts w:ascii="Adani" w:hAnsi="Adani"/>
-                <w:b w:val="0"/>
-                <w:sz w:val="18"/>
-                <w:u w:val="none"/>
-              </w:rPr>
-              <w:t>07/12/2021</w:t>
-            </w:r>
-          </w:p>
-        </w:tc>
-      </w:tr>
-      <w:tr>
-        <w:tc>
-          <w:tcPr>
-            <w:tcW w:type="dxa" w:w="680"/>
-            <w:shd w:val="clear" w:color="auto" w:fill="FFFFFF"/>
-            <w:tcBorders>
-              <w:top w:val="single" w:sz="4" w:space="0" w:color="000000"/>
-              <w:left w:val="single" w:sz="4" w:space="0" w:color="000000"/>
-              <w:bottom w:val="single" w:sz="4" w:space="0" w:color="000000"/>
-              <w:right w:val="single" w:sz="4" w:space="0" w:color="000000"/>
-            </w:tcBorders>
-            <w:vAlign w:val="center"/>
-          </w:tcPr>
-          <w:p>
-            <w:pPr>
-              <w:spacing w:before="40" w:after="40"/>
-              <w:jc w:val="left"/>
-            </w:pPr>
-            <w:r>
-              <w:rPr>
-                <w:rFonts w:ascii="Adani" w:hAnsi="Adani"/>
-                <w:b w:val="0"/>
-                <w:sz w:val="18"/>
-                <w:u w:val="none"/>
-              </w:rPr>
-              <w:t>11</w:t>
-            </w:r>
-          </w:p>
-        </w:tc>
-        <w:tc>
-          <w:tcPr>
-            <w:tcW w:type="dxa" w:w="3969"/>
-            <w:shd w:val="clear" w:color="auto" w:fill="FFFFFF"/>
-            <w:tcBorders>
-              <w:top w:val="single" w:sz="4" w:space="0" w:color="000000"/>
-              <w:left w:val="single" w:sz="4" w:space="0" w:color="000000"/>
-              <w:bottom w:val="single" w:sz="4" w:space="0" w:color="000000"/>
-              <w:right w:val="single" w:sz="4" w:space="0" w:color="000000"/>
-            </w:tcBorders>
-            <w:vAlign w:val="center"/>
-          </w:tcPr>
-          <w:p>
-            <w:pPr>
-              <w:spacing w:before="40" w:after="40"/>
-              <w:jc w:val="left"/>
-            </w:pPr>
-            <w:r>
-              <w:rPr>
-                <w:rFonts w:ascii="Adani" w:hAnsi="Adani"/>
-                <w:b w:val="0"/>
-                <w:sz w:val="18"/>
-                <w:u w:val="none"/>
-              </w:rPr>
-              <w:t>ADANI GREEN ENERGY TWENTY FOUR B LIMITED</w:t>
-            </w:r>
-          </w:p>
-        </w:tc>
-        <w:tc>
-          <w:tcPr>
-            <w:tcW w:type="dxa" w:w="1814"/>
-            <w:shd w:val="clear" w:color="auto" w:fill="FFFFFF"/>
-            <w:tcBorders>
-              <w:top w:val="single" w:sz="4" w:space="0" w:color="000000"/>
-              <w:left w:val="single" w:sz="4" w:space="0" w:color="000000"/>
-              <w:bottom w:val="single" w:sz="4" w:space="0" w:color="000000"/>
-              <w:right w:val="single" w:sz="4" w:space="0" w:color="000000"/>
-            </w:tcBorders>
-            <w:vAlign w:val="center"/>
-          </w:tcPr>
-          <w:p>
-            <w:pPr>
-              <w:spacing w:before="40" w:after="40"/>
-              <w:jc w:val="left"/>
-            </w:pPr>
-            <w:r>
-              <w:rPr>
-                <w:rFonts w:ascii="Adani" w:hAnsi="Adani"/>
-                <w:b w:val="0"/>
-                <w:sz w:val="18"/>
-                <w:u w:val="none"/>
-              </w:rPr>
-              <w:t>Director</w:t>
-            </w:r>
-          </w:p>
-        </w:tc>
-        <w:tc>
-          <w:tcPr>
-            <w:tcW w:type="dxa" w:w="1020"/>
-            <w:shd w:val="clear" w:color="auto" w:fill="FFFFFF"/>
-            <w:tcBorders>
-              <w:top w:val="single" w:sz="4" w:space="0" w:color="000000"/>
-              <w:left w:val="single" w:sz="4" w:space="0" w:color="000000"/>
-              <w:bottom w:val="single" w:sz="4" w:space="0" w:color="000000"/>
-              <w:right w:val="single" w:sz="4" w:space="0" w:color="000000"/>
-            </w:tcBorders>
-            <w:vAlign w:val="center"/>
-          </w:tcPr>
-          <w:p>
-            <w:pPr>
-              <w:spacing w:before="40" w:after="40"/>
-              <w:jc w:val="left"/>
-            </w:pPr>
-            <w:r>
-              <w:rPr>
-                <w:rFonts w:ascii="Adani" w:hAnsi="Adani"/>
-                <w:b w:val="0"/>
-                <w:sz w:val="18"/>
-                <w:u w:val="none"/>
-              </w:rPr>
-              <w:t>NIL</w:t>
-            </w:r>
-          </w:p>
-        </w:tc>
-        <w:tc>
-          <w:tcPr>
-            <w:tcW w:type="dxa" w:w="1247"/>
-            <w:shd w:val="clear" w:color="auto" w:fill="FFFFFF"/>
-            <w:tcBorders>
-              <w:top w:val="single" w:sz="4" w:space="0" w:color="000000"/>
-              <w:left w:val="single" w:sz="4" w:space="0" w:color="000000"/>
-              <w:bottom w:val="single" w:sz="4" w:space="0" w:color="000000"/>
-              <w:right w:val="single" w:sz="4" w:space="0" w:color="000000"/>
-            </w:tcBorders>
-            <w:vAlign w:val="center"/>
-          </w:tcPr>
-          <w:p>
-            <w:pPr>
-              <w:spacing w:before="40" w:after="40"/>
-              <w:jc w:val="left"/>
-            </w:pPr>
-            <w:r>
-              <w:rPr>
-                <w:rFonts w:ascii="Adani" w:hAnsi="Adani"/>
-                <w:b w:val="0"/>
-                <w:sz w:val="18"/>
-                <w:u w:val="none"/>
-              </w:rPr>
-              <w:t>07/12/2021</w:t>
-            </w:r>
-          </w:p>
-        </w:tc>
-      </w:tr>
-      <w:tr>
-        <w:tc>
-          <w:tcPr>
-            <w:tcW w:type="dxa" w:w="680"/>
-            <w:shd w:val="clear" w:color="auto" w:fill="FFFFFF"/>
-            <w:tcBorders>
-              <w:top w:val="single" w:sz="4" w:space="0" w:color="000000"/>
-              <w:left w:val="single" w:sz="4" w:space="0" w:color="000000"/>
-              <w:bottom w:val="single" w:sz="4" w:space="0" w:color="000000"/>
-              <w:right w:val="single" w:sz="4" w:space="0" w:color="000000"/>
-            </w:tcBorders>
-            <w:vAlign w:val="center"/>
-          </w:tcPr>
-          <w:p>
-            <w:pPr>
-              <w:spacing w:before="40" w:after="40"/>
-              <w:jc w:val="left"/>
-            </w:pPr>
-            <w:r>
-              <w:rPr>
-                <w:rFonts w:ascii="Adani" w:hAnsi="Adani"/>
-                <w:b w:val="0"/>
-                <w:sz w:val="18"/>
-                <w:u w:val="none"/>
-              </w:rPr>
-              <w:t>12</w:t>
-            </w:r>
-          </w:p>
-        </w:tc>
-        <w:tc>
-          <w:tcPr>
-            <w:tcW w:type="dxa" w:w="3969"/>
-            <w:shd w:val="clear" w:color="auto" w:fill="FFFFFF"/>
-            <w:tcBorders>
-              <w:top w:val="single" w:sz="4" w:space="0" w:color="000000"/>
-              <w:left w:val="single" w:sz="4" w:space="0" w:color="000000"/>
-              <w:bottom w:val="single" w:sz="4" w:space="0" w:color="000000"/>
-              <w:right w:val="single" w:sz="4" w:space="0" w:color="000000"/>
-            </w:tcBorders>
-            <w:vAlign w:val="center"/>
-          </w:tcPr>
-          <w:p>
-            <w:pPr>
-              <w:spacing w:before="40" w:after="40"/>
-              <w:jc w:val="left"/>
-            </w:pPr>
-            <w:r>
-              <w:rPr>
-                <w:rFonts w:ascii="Adani" w:hAnsi="Adani"/>
-                <w:b w:val="0"/>
-                <w:sz w:val="18"/>
-                <w:u w:val="none"/>
-              </w:rPr>
-              <w:t>ADANI GREEN ENERGY TWENTY FIVE A LIMITED</w:t>
+              <w:t>ADANI GREEN ENERGY TWENTY SIX C LIMITED</w:t>
             </w:r>
           </w:p>
         </w:tc>
@@ -2272,7 +1988,7 @@
                 <w:sz w:val="18"/>
                 <w:u w:val="none"/>
               </w:rPr>
-              <w:t>Date:   15th May, 2026</w:t>
+              <w:t>Date:   27th May, 2026</w:t>
             </w:r>
           </w:p>
         </w:tc>
@@ -3309,7 +3025,7 @@
                 <w:sz w:val="18"/>
                 <w:u w:val="none"/>
               </w:rPr>
-              <w:t>Date:   15th May, 2026</w:t>
+              <w:t>Date:   27th May, 2026</w:t>
             </w:r>
           </w:p>
         </w:tc>
@@ -3470,7 +3186,7 @@
           <w:sz w:val="20"/>
           <w:u w:val="none"/>
         </w:rPr>
-        <w:t>15th May, 2026</w:t>
+        <w:t>27th May, 2026</w:t>
       </w:r>
     </w:p>
     <w:p>
@@ -3545,7 +3261,7 @@
           <w:sz w:val="20"/>
           <w:u w:val="none"/>
         </w:rPr>
-        <w:t>ADANI GREEN ENERGY TWENTY SIX C LIMITED</w:t>
+        <w:t>ADANI GREEN ENERGY TWENTY FOUR C LIMITED</w:t>
       </w:r>
     </w:p>
     <w:p>
@@ -3590,21 +3306,6 @@
           <w:sz w:val="20"/>
           <w:u w:val="none"/>
         </w:rPr>
-        <w:t>ADANI GREEN ENERGY TWENTY SEVEN A LIMITED</w:t>
-      </w:r>
-    </w:p>
-    <w:p>
-      <w:pPr>
-        <w:spacing w:before="0" w:after="20"/>
-        <w:jc w:val="left"/>
-      </w:pPr>
-      <w:r>
-        <w:rPr>
-          <w:rFonts w:ascii="Adani" w:hAnsi="Adani"/>
-          <w:b/>
-          <w:sz w:val="20"/>
-          <w:u w:val="none"/>
-        </w:rPr>
         <w:t>ADANI GREEN ENERGY TWENTY FIVE B LIMITED</w:t>
       </w:r>
     </w:p>
@@ -3635,22 +3336,7 @@
           <w:sz w:val="20"/>
           <w:u w:val="none"/>
         </w:rPr>
-        <w:t>ADANI GREEN ENERGY TWENTY FOUR C LIMITED</w:t>
-      </w:r>
-    </w:p>
-    <w:p>
-      <w:pPr>
-        <w:spacing w:before="0" w:after="20"/>
-        <w:jc w:val="left"/>
-      </w:pPr>
-      <w:r>
-        <w:rPr>
-          <w:rFonts w:ascii="Adani" w:hAnsi="Adani"/>
-          <w:b/>
-          <w:sz w:val="20"/>
-          <w:u w:val="none"/>
-        </w:rPr>
-        <w:t>ADANI GREEN ENERGY TWENTY SIX B LIMITED</w:t>
+        <w:t>ADANI GREEN ENERGY TWENTY FIVE A LIMITED</w:t>
       </w:r>
     </w:p>
     <w:p>
@@ -3680,7 +3366,7 @@
           <w:sz w:val="20"/>
           <w:u w:val="none"/>
         </w:rPr>
-        <w:t>ADANI GREEN ENERGY TWENTY FIVE A LIMITED</w:t>
+        <w:t>ADANI GREEN ENERGY TWENTY SIX C LIMITED</w:t>
       </w:r>
     </w:p>
     <w:p/>
@@ -3756,7 +3442,7 @@
           <w:sz w:val="20"/>
           <w:u w:val="none"/>
         </w:rPr>
-        <w:t>ADANI GREEN ENERGY TWENTY SIX C LIMITED</w:t>
+        <w:t>ADANI GREEN ENERGY TWENTY FOUR C LIMITED</w:t>
       </w:r>
     </w:p>
     <w:p>
@@ -3801,21 +3487,6 @@
           <w:sz w:val="20"/>
           <w:u w:val="none"/>
         </w:rPr>
-        <w:t>ADANI GREEN ENERGY TWENTY SEVEN A LIMITED</w:t>
-      </w:r>
-    </w:p>
-    <w:p>
-      <w:pPr>
-        <w:spacing w:before="0" w:after="20"/>
-        <w:jc w:val="left"/>
-      </w:pPr>
-      <w:r>
-        <w:rPr>
-          <w:rFonts w:ascii="Adani" w:hAnsi="Adani"/>
-          <w:b w:val="0"/>
-          <w:sz w:val="20"/>
-          <w:u w:val="none"/>
-        </w:rPr>
         <w:t>ADANI GREEN ENERGY TWENTY FIVE B LIMITED</w:t>
       </w:r>
     </w:p>
@@ -3846,22 +3517,7 @@
           <w:sz w:val="20"/>
           <w:u w:val="none"/>
         </w:rPr>
-        <w:t>ADANI GREEN ENERGY TWENTY FOUR C LIMITED</w:t>
-      </w:r>
-    </w:p>
-    <w:p>
-      <w:pPr>
-        <w:spacing w:before="0" w:after="20"/>
-        <w:jc w:val="left"/>
-      </w:pPr>
-      <w:r>
-        <w:rPr>
-          <w:rFonts w:ascii="Adani" w:hAnsi="Adani"/>
-          <w:b w:val="0"/>
-          <w:sz w:val="20"/>
-          <w:u w:val="none"/>
-        </w:rPr>
-        <w:t>ADANI GREEN ENERGY TWENTY SIX B LIMITED</w:t>
+        <w:t>ADANI GREEN ENERGY TWENTY FIVE A LIMITED</w:t>
       </w:r>
     </w:p>
     <w:p>
@@ -3891,7 +3547,7 @@
           <w:sz w:val="20"/>
           <w:u w:val="none"/>
         </w:rPr>
-        <w:t>ADANI GREEN ENERGY TWENTY FIVE A LIMITED</w:t>
+        <w:t>ADANI GREEN ENERGY TWENTY SIX C LIMITED</w:t>
       </w:r>
     </w:p>
     <w:p/>
@@ -4714,7 +4370,7 @@
                 <w:sz w:val="18"/>
                 <w:u w:val="none"/>
               </w:rPr>
-              <w:t>12</w:t>
+              <w:t>10</w:t>
             </w:r>
           </w:p>
         </w:tc>
@@ -5115,7 +4771,7 @@
                 <w:sz w:val="18"/>
                 <w:u w:val="none"/>
               </w:rPr>
-              <w:t>U40106GJ2020PLC114386</w:t>
+              <w:t>U40109GJ2020PLC114375</w:t>
             </w:r>
           </w:p>
         </w:tc>
@@ -5143,7 +4799,7 @@
                 <w:sz w:val="18"/>
                 <w:u w:val="none"/>
               </w:rPr>
-              <w:t>ADANI GREEN ENERGY TWENTY SIX C LIMITED</w:t>
+              <w:t>ADANI GREEN ENERGY TWENTY FOUR C LIMITED</w:t>
             </w:r>
           </w:p>
         </w:tc>
@@ -5457,120 +5113,6 @@
                 <w:sz w:val="18"/>
                 <w:u w:val="none"/>
               </w:rPr>
-              <w:t>U40100GJ2020PLC114393</w:t>
-            </w:r>
-          </w:p>
-        </w:tc>
-        <w:tc>
-          <w:tcPr>
-            <w:tcW w:type="dxa" w:w="4252"/>
-            <w:shd w:val="clear" w:color="auto" w:fill="FFFFFF"/>
-            <w:tcBorders>
-              <w:top w:val="single" w:sz="4" w:space="0" w:color="000000"/>
-              <w:left w:val="single" w:sz="4" w:space="0" w:color="000000"/>
-              <w:bottom w:val="single" w:sz="4" w:space="0" w:color="000000"/>
-              <w:right w:val="single" w:sz="4" w:space="0" w:color="000000"/>
-            </w:tcBorders>
-            <w:vAlign w:val="center"/>
-          </w:tcPr>
-          <w:p>
-            <w:pPr>
-              <w:spacing w:before="40" w:after="40"/>
-              <w:jc w:val="left"/>
-            </w:pPr>
-            <w:r>
-              <w:rPr>
-                <w:rFonts w:ascii="Adani" w:hAnsi="Adani"/>
-                <w:b w:val="0"/>
-                <w:sz w:val="18"/>
-                <w:u w:val="none"/>
-              </w:rPr>
-              <w:t>ADANI GREEN ENERGY TWENTY SEVEN A LIMITED</w:t>
-            </w:r>
-          </w:p>
-        </w:tc>
-        <w:tc>
-          <w:tcPr>
-            <w:tcW w:type="dxa" w:w="1587"/>
-            <w:shd w:val="clear" w:color="auto" w:fill="FFFFFF"/>
-            <w:tcBorders>
-              <w:top w:val="single" w:sz="4" w:space="0" w:color="000000"/>
-              <w:left w:val="single" w:sz="4" w:space="0" w:color="000000"/>
-              <w:bottom w:val="single" w:sz="4" w:space="0" w:color="000000"/>
-              <w:right w:val="single" w:sz="4" w:space="0" w:color="000000"/>
-            </w:tcBorders>
-            <w:vAlign w:val="center"/>
-          </w:tcPr>
-          <w:p>
-            <w:pPr>
-              <w:spacing w:before="40" w:after="40"/>
-              <w:jc w:val="left"/>
-            </w:pPr>
-            <w:r>
-              <w:rPr>
-                <w:rFonts w:ascii="Adani" w:hAnsi="Adani"/>
-                <w:b w:val="0"/>
-                <w:sz w:val="18"/>
-                <w:u w:val="none"/>
-              </w:rPr>
-              <w:t>Director</w:t>
-            </w:r>
-          </w:p>
-        </w:tc>
-        <w:tc>
-          <w:tcPr>
-            <w:tcW w:type="dxa" w:w="1304"/>
-            <w:shd w:val="clear" w:color="auto" w:fill="FFFFFF"/>
-            <w:tcBorders>
-              <w:top w:val="single" w:sz="4" w:space="0" w:color="000000"/>
-              <w:left w:val="single" w:sz="4" w:space="0" w:color="000000"/>
-              <w:bottom w:val="single" w:sz="4" w:space="0" w:color="000000"/>
-              <w:right w:val="single" w:sz="4" w:space="0" w:color="000000"/>
-            </w:tcBorders>
-            <w:vAlign w:val="center"/>
-          </w:tcPr>
-          <w:p>
-            <w:pPr>
-              <w:spacing w:before="40" w:after="40"/>
-              <w:jc w:val="left"/>
-            </w:pPr>
-            <w:r>
-              <w:rPr>
-                <w:rFonts w:ascii="Adani" w:hAnsi="Adani"/>
-                <w:b w:val="0"/>
-                <w:sz w:val="18"/>
-                <w:u w:val="none"/>
-              </w:rPr>
-              <w:t>07/12/2021</w:t>
-            </w:r>
-          </w:p>
-        </w:tc>
-      </w:tr>
-      <w:tr>
-        <w:tc>
-          <w:tcPr>
-            <w:tcW w:type="dxa" w:w="2268"/>
-            <w:shd w:val="clear" w:color="auto" w:fill="FFFFFF"/>
-            <w:tcBorders>
-              <w:top w:val="single" w:sz="4" w:space="0" w:color="000000"/>
-              <w:left w:val="single" w:sz="4" w:space="0" w:color="000000"/>
-              <w:bottom w:val="single" w:sz="4" w:space="0" w:color="000000"/>
-              <w:right w:val="single" w:sz="4" w:space="0" w:color="000000"/>
-            </w:tcBorders>
-            <w:vAlign w:val="center"/>
-          </w:tcPr>
-          <w:p>
-            <w:pPr>
-              <w:spacing w:before="40" w:after="40"/>
-              <w:jc w:val="left"/>
-            </w:pPr>
-            <w:r>
-              <w:rPr>
-                <w:rFonts w:ascii="Adani" w:hAnsi="Adani"/>
-                <w:b w:val="0"/>
-                <w:sz w:val="18"/>
-                <w:u w:val="none"/>
-              </w:rPr>
               <w:t>U40100GJ2020PLC114378</w:t>
             </w:r>
           </w:p>
@@ -5799,7 +5341,7 @@
                 <w:sz w:val="18"/>
                 <w:u w:val="none"/>
               </w:rPr>
-              <w:t>U40109GJ2020PLC114375</w:t>
+              <w:t>U40108GJ2020PLC114820</w:t>
             </w:r>
           </w:p>
         </w:tc>
@@ -5827,121 +5369,7 @@
                 <w:sz w:val="18"/>
                 <w:u w:val="none"/>
               </w:rPr>
-              <w:t>ADANI GREEN ENERGY TWENTY FOUR C LIMITED</w:t>
-            </w:r>
-          </w:p>
-        </w:tc>
-        <w:tc>
-          <w:tcPr>
-            <w:tcW w:type="dxa" w:w="1587"/>
-            <w:shd w:val="clear" w:color="auto" w:fill="FFFFFF"/>
-            <w:tcBorders>
-              <w:top w:val="single" w:sz="4" w:space="0" w:color="000000"/>
-              <w:left w:val="single" w:sz="4" w:space="0" w:color="000000"/>
-              <w:bottom w:val="single" w:sz="4" w:space="0" w:color="000000"/>
-              <w:right w:val="single" w:sz="4" w:space="0" w:color="000000"/>
-            </w:tcBorders>
-            <w:vAlign w:val="center"/>
-          </w:tcPr>
-          <w:p>
-            <w:pPr>
-              <w:spacing w:before="40" w:after="40"/>
-              <w:jc w:val="left"/>
-            </w:pPr>
-            <w:r>
-              <w:rPr>
-                <w:rFonts w:ascii="Adani" w:hAnsi="Adani"/>
-                <w:b w:val="0"/>
-                <w:sz w:val="18"/>
-                <w:u w:val="none"/>
-              </w:rPr>
-              <w:t>Director</w:t>
-            </w:r>
-          </w:p>
-        </w:tc>
-        <w:tc>
-          <w:tcPr>
-            <w:tcW w:type="dxa" w:w="1304"/>
-            <w:shd w:val="clear" w:color="auto" w:fill="FFFFFF"/>
-            <w:tcBorders>
-              <w:top w:val="single" w:sz="4" w:space="0" w:color="000000"/>
-              <w:left w:val="single" w:sz="4" w:space="0" w:color="000000"/>
-              <w:bottom w:val="single" w:sz="4" w:space="0" w:color="000000"/>
-              <w:right w:val="single" w:sz="4" w:space="0" w:color="000000"/>
-            </w:tcBorders>
-            <w:vAlign w:val="center"/>
-          </w:tcPr>
-          <w:p>
-            <w:pPr>
-              <w:spacing w:before="40" w:after="40"/>
-              <w:jc w:val="left"/>
-            </w:pPr>
-            <w:r>
-              <w:rPr>
-                <w:rFonts w:ascii="Adani" w:hAnsi="Adani"/>
-                <w:b w:val="0"/>
-                <w:sz w:val="18"/>
-                <w:u w:val="none"/>
-              </w:rPr>
-              <w:t>07/12/2021</w:t>
-            </w:r>
-          </w:p>
-        </w:tc>
-      </w:tr>
-      <w:tr>
-        <w:tc>
-          <w:tcPr>
-            <w:tcW w:type="dxa" w:w="2268"/>
-            <w:shd w:val="clear" w:color="auto" w:fill="FFFFFF"/>
-            <w:tcBorders>
-              <w:top w:val="single" w:sz="4" w:space="0" w:color="000000"/>
-              <w:left w:val="single" w:sz="4" w:space="0" w:color="000000"/>
-              <w:bottom w:val="single" w:sz="4" w:space="0" w:color="000000"/>
-              <w:right w:val="single" w:sz="4" w:space="0" w:color="000000"/>
-            </w:tcBorders>
-            <w:vAlign w:val="center"/>
-          </w:tcPr>
-          <w:p>
-            <w:pPr>
-              <w:spacing w:before="40" w:after="40"/>
-              <w:jc w:val="left"/>
-            </w:pPr>
-            <w:r>
-              <w:rPr>
-                <w:rFonts w:ascii="Adani" w:hAnsi="Adani"/>
-                <w:b w:val="0"/>
-                <w:sz w:val="18"/>
-                <w:u w:val="none"/>
-              </w:rPr>
-              <w:t>U40106GJ2020PLC114739</w:t>
-            </w:r>
-          </w:p>
-        </w:tc>
-        <w:tc>
-          <w:tcPr>
-            <w:tcW w:type="dxa" w:w="4252"/>
-            <w:shd w:val="clear" w:color="auto" w:fill="FFFFFF"/>
-            <w:tcBorders>
-              <w:top w:val="single" w:sz="4" w:space="0" w:color="000000"/>
-              <w:left w:val="single" w:sz="4" w:space="0" w:color="000000"/>
-              <w:bottom w:val="single" w:sz="4" w:space="0" w:color="000000"/>
-              <w:right w:val="single" w:sz="4" w:space="0" w:color="000000"/>
-            </w:tcBorders>
-            <w:vAlign w:val="center"/>
-          </w:tcPr>
-          <w:p>
-            <w:pPr>
-              <w:spacing w:before="40" w:after="40"/>
-              <w:jc w:val="left"/>
-            </w:pPr>
-            <w:r>
-              <w:rPr>
-                <w:rFonts w:ascii="Adani" w:hAnsi="Adani"/>
-                <w:b w:val="0"/>
-                <w:sz w:val="18"/>
-                <w:u w:val="none"/>
-              </w:rPr>
-              <w:t>ADANI GREEN ENERGY TWENTY SIX B LIMITED</w:t>
+              <w:t>ADANI GREEN ENERGY TWENTY FIVE A LIMITED</w:t>
             </w:r>
           </w:p>
         </w:tc>
@@ -6141,7 +5569,7 @@
                 <w:sz w:val="18"/>
                 <w:u w:val="none"/>
               </w:rPr>
-              <w:t>U40108GJ2020PLC114820</w:t>
+              <w:t>U40106GJ2020PLC114386</w:t>
             </w:r>
           </w:p>
         </w:tc>
@@ -6169,7 +5597,7 @@
                 <w:sz w:val="18"/>
                 <w:u w:val="none"/>
               </w:rPr>
-              <w:t>ADANI GREEN ENERGY TWENTY FIVE A LIMITED</w:t>
+              <w:t>ADANI GREEN ENERGY TWENTY SIX C LIMITED</w:t>
             </w:r>
           </w:p>
         </w:tc>

--- a/Backend/Director_Disclosure/Output_Disclosures/2024-25/ADANI_GREEN_ENERGY_LIMITED/MBP-1/MBP1_Pragnesh_Shashikant_Darji_08858955.docx
+++ b/Backend/Director_Disclosure/Output_Disclosures/2024-25/ADANI_GREEN_ENERGY_LIMITED/MBP-1/MBP1_Pragnesh_Shashikant_Darji_08858955.docx
@@ -531,7 +531,7 @@
                 <w:sz w:val="18"/>
                 <w:u w:val="none"/>
               </w:rPr>
-              <w:t>ADANI WIND ENERGY (GUJARAT) PRIVATE LIMITED</w:t>
+              <w:t>ADANI GREEN ENERGY TWENTY SIX C LIMITED</w:t>
             </w:r>
           </w:p>
         </w:tc>
@@ -559,7 +559,7 @@
                 <w:sz w:val="18"/>
                 <w:u w:val="none"/>
               </w:rPr>
-              <w:t>Company Secretary</w:t>
+              <w:t>Director</w:t>
             </w:r>
           </w:p>
         </w:tc>
@@ -615,7 +615,7 @@
                 <w:sz w:val="18"/>
                 <w:u w:val="none"/>
               </w:rPr>
-              <w:t>08/12/2022</w:t>
+              <w:t>07/12/2021</w:t>
             </w:r>
           </w:p>
         </w:tc>
@@ -673,7 +673,7 @@
                 <w:sz w:val="18"/>
                 <w:u w:val="none"/>
               </w:rPr>
-              <w:t>ADANI GREEN ENERGY TWENTY FOUR C LIMITED</w:t>
+              <w:t>ADANI GREEN ENERGY TWENTY FIVE A LIMITED</w:t>
             </w:r>
           </w:p>
         </w:tc>
@@ -815,7 +815,7 @@
                 <w:sz w:val="18"/>
                 <w:u w:val="none"/>
               </w:rPr>
-              <w:t>ADANI GREEN ENERGY TWENTY FOUR A LIMITED</w:t>
+              <w:t>ADANI GREEN ENERGY TWENTY SIX A LIMITED</w:t>
             </w:r>
           </w:p>
         </w:tc>
@@ -957,7 +957,7 @@
                 <w:sz w:val="18"/>
                 <w:u w:val="none"/>
               </w:rPr>
-              <w:t>ADANI GREEN ENERGY TWENTY FIVE C LIMITED</w:t>
+              <w:t>ADANI GREEN ENERGY TWENTY FOUR C LIMITED</w:t>
             </w:r>
           </w:p>
         </w:tc>
@@ -1241,7 +1241,7 @@
                 <w:sz w:val="18"/>
                 <w:u w:val="none"/>
               </w:rPr>
-              <w:t>ADANI GREEN ENERGY TWENTY SIX A LIMITED</w:t>
+              <w:t>ADANI GREEN ENERGY TWENTY FOUR A LIMITED</w:t>
             </w:r>
           </w:p>
         </w:tc>
@@ -1383,7 +1383,7 @@
                 <w:sz w:val="18"/>
                 <w:u w:val="none"/>
               </w:rPr>
-              <w:t>ADANI GREEN ENERGY TWENTY FIVE A LIMITED</w:t>
+              <w:t>ADANI GREEN ENERGY TWENTY FIVE C LIMITED</w:t>
             </w:r>
           </w:p>
         </w:tc>
@@ -1526,148 +1526,6 @@
                 <w:u w:val="none"/>
               </w:rPr>
               <w:t>ADANI GREEN ENERGY TWENTY FOUR B LIMITED</w:t>
-            </w:r>
-          </w:p>
-        </w:tc>
-        <w:tc>
-          <w:tcPr>
-            <w:tcW w:type="dxa" w:w="1814"/>
-            <w:shd w:val="clear" w:color="auto" w:fill="FFFFFF"/>
-            <w:tcBorders>
-              <w:top w:val="single" w:sz="4" w:space="0" w:color="000000"/>
-              <w:left w:val="single" w:sz="4" w:space="0" w:color="000000"/>
-              <w:bottom w:val="single" w:sz="4" w:space="0" w:color="000000"/>
-              <w:right w:val="single" w:sz="4" w:space="0" w:color="000000"/>
-            </w:tcBorders>
-            <w:vAlign w:val="center"/>
-          </w:tcPr>
-          <w:p>
-            <w:pPr>
-              <w:spacing w:before="40" w:after="40"/>
-              <w:jc w:val="left"/>
-            </w:pPr>
-            <w:r>
-              <w:rPr>
-                <w:rFonts w:ascii="Adani" w:hAnsi="Adani"/>
-                <w:b w:val="0"/>
-                <w:sz w:val="18"/>
-                <w:u w:val="none"/>
-              </w:rPr>
-              <w:t>Director</w:t>
-            </w:r>
-          </w:p>
-        </w:tc>
-        <w:tc>
-          <w:tcPr>
-            <w:tcW w:type="dxa" w:w="1020"/>
-            <w:shd w:val="clear" w:color="auto" w:fill="FFFFFF"/>
-            <w:tcBorders>
-              <w:top w:val="single" w:sz="4" w:space="0" w:color="000000"/>
-              <w:left w:val="single" w:sz="4" w:space="0" w:color="000000"/>
-              <w:bottom w:val="single" w:sz="4" w:space="0" w:color="000000"/>
-              <w:right w:val="single" w:sz="4" w:space="0" w:color="000000"/>
-            </w:tcBorders>
-            <w:vAlign w:val="center"/>
-          </w:tcPr>
-          <w:p>
-            <w:pPr>
-              <w:spacing w:before="40" w:after="40"/>
-              <w:jc w:val="left"/>
-            </w:pPr>
-            <w:r>
-              <w:rPr>
-                <w:rFonts w:ascii="Adani" w:hAnsi="Adani"/>
-                <w:b w:val="0"/>
-                <w:sz w:val="18"/>
-                <w:u w:val="none"/>
-              </w:rPr>
-              <w:t>NIL</w:t>
-            </w:r>
-          </w:p>
-        </w:tc>
-        <w:tc>
-          <w:tcPr>
-            <w:tcW w:type="dxa" w:w="1247"/>
-            <w:shd w:val="clear" w:color="auto" w:fill="FFFFFF"/>
-            <w:tcBorders>
-              <w:top w:val="single" w:sz="4" w:space="0" w:color="000000"/>
-              <w:left w:val="single" w:sz="4" w:space="0" w:color="000000"/>
-              <w:bottom w:val="single" w:sz="4" w:space="0" w:color="000000"/>
-              <w:right w:val="single" w:sz="4" w:space="0" w:color="000000"/>
-            </w:tcBorders>
-            <w:vAlign w:val="center"/>
-          </w:tcPr>
-          <w:p>
-            <w:pPr>
-              <w:spacing w:before="40" w:after="40"/>
-              <w:jc w:val="left"/>
-            </w:pPr>
-            <w:r>
-              <w:rPr>
-                <w:rFonts w:ascii="Adani" w:hAnsi="Adani"/>
-                <w:b w:val="0"/>
-                <w:sz w:val="18"/>
-                <w:u w:val="none"/>
-              </w:rPr>
-              <w:t>07/12/2021</w:t>
-            </w:r>
-          </w:p>
-        </w:tc>
-      </w:tr>
-      <w:tr>
-        <w:tc>
-          <w:tcPr>
-            <w:tcW w:type="dxa" w:w="680"/>
-            <w:shd w:val="clear" w:color="auto" w:fill="FFFFFF"/>
-            <w:tcBorders>
-              <w:top w:val="single" w:sz="4" w:space="0" w:color="000000"/>
-              <w:left w:val="single" w:sz="4" w:space="0" w:color="000000"/>
-              <w:bottom w:val="single" w:sz="4" w:space="0" w:color="000000"/>
-              <w:right w:val="single" w:sz="4" w:space="0" w:color="000000"/>
-            </w:tcBorders>
-            <w:vAlign w:val="center"/>
-          </w:tcPr>
-          <w:p>
-            <w:pPr>
-              <w:spacing w:before="40" w:after="40"/>
-              <w:jc w:val="left"/>
-            </w:pPr>
-            <w:r>
-              <w:rPr>
-                <w:rFonts w:ascii="Adani" w:hAnsi="Adani"/>
-                <w:b w:val="0"/>
-                <w:sz w:val="18"/>
-                <w:u w:val="none"/>
-              </w:rPr>
-              <w:t>10</w:t>
-            </w:r>
-          </w:p>
-        </w:tc>
-        <w:tc>
-          <w:tcPr>
-            <w:tcW w:type="dxa" w:w="3969"/>
-            <w:shd w:val="clear" w:color="auto" w:fill="FFFFFF"/>
-            <w:tcBorders>
-              <w:top w:val="single" w:sz="4" w:space="0" w:color="000000"/>
-              <w:left w:val="single" w:sz="4" w:space="0" w:color="000000"/>
-              <w:bottom w:val="single" w:sz="4" w:space="0" w:color="000000"/>
-              <w:right w:val="single" w:sz="4" w:space="0" w:color="000000"/>
-            </w:tcBorders>
-            <w:vAlign w:val="center"/>
-          </w:tcPr>
-          <w:p>
-            <w:pPr>
-              <w:spacing w:before="40" w:after="40"/>
-              <w:jc w:val="left"/>
-            </w:pPr>
-            <w:r>
-              <w:rPr>
-                <w:rFonts w:ascii="Adani" w:hAnsi="Adani"/>
-                <w:b w:val="0"/>
-                <w:sz w:val="18"/>
-                <w:u w:val="none"/>
-              </w:rPr>
-              <w:t>ADANI GREEN ENERGY TWENTY SIX C LIMITED</w:t>
             </w:r>
           </w:p>
         </w:tc>
@@ -1988,7 +1846,7 @@
                 <w:sz w:val="18"/>
                 <w:u w:val="none"/>
               </w:rPr>
-              <w:t>Date:   27th May, 2026</w:t>
+              <w:t>Date:   09th June, 2026</w:t>
             </w:r>
           </w:p>
         </w:tc>
@@ -3025,7 +2883,7 @@
                 <w:sz w:val="18"/>
                 <w:u w:val="none"/>
               </w:rPr>
-              <w:t>Date:   27th May, 2026</w:t>
+              <w:t>Date:   09th June, 2026</w:t>
             </w:r>
           </w:p>
         </w:tc>
@@ -3186,7 +3044,7 @@
           <w:sz w:val="20"/>
           <w:u w:val="none"/>
         </w:rPr>
-        <w:t>27th May, 2026</w:t>
+        <w:t>09th June, 2026</w:t>
       </w:r>
     </w:p>
     <w:p>
@@ -3246,7 +3104,37 @@
           <w:sz w:val="20"/>
           <w:u w:val="none"/>
         </w:rPr>
-        <w:t>ADANI WIND ENERGY (GUJARAT) PRIVATE LIMITED</w:t>
+        <w:t>ADANI GREEN ENERGY TWENTY SIX C LIMITED</w:t>
+      </w:r>
+    </w:p>
+    <w:p>
+      <w:pPr>
+        <w:spacing w:before="0" w:after="20"/>
+        <w:jc w:val="left"/>
+      </w:pPr>
+      <w:r>
+        <w:rPr>
+          <w:rFonts w:ascii="Adani" w:hAnsi="Adani"/>
+          <w:b/>
+          <w:sz w:val="20"/>
+          <w:u w:val="none"/>
+        </w:rPr>
+        <w:t>ADANI GREEN ENERGY TWENTY FIVE A LIMITED</w:t>
+      </w:r>
+    </w:p>
+    <w:p>
+      <w:pPr>
+        <w:spacing w:before="0" w:after="20"/>
+        <w:jc w:val="left"/>
+      </w:pPr>
+      <w:r>
+        <w:rPr>
+          <w:rFonts w:ascii="Adani" w:hAnsi="Adani"/>
+          <w:b/>
+          <w:sz w:val="20"/>
+          <w:u w:val="none"/>
+        </w:rPr>
+        <w:t>ADANI GREEN ENERGY TWENTY SIX A LIMITED</w:t>
       </w:r>
     </w:p>
     <w:p>
@@ -3262,6 +3150,21 @@
           <w:u w:val="none"/>
         </w:rPr>
         <w:t>ADANI GREEN ENERGY TWENTY FOUR C LIMITED</w:t>
+      </w:r>
+    </w:p>
+    <w:p>
+      <w:pPr>
+        <w:spacing w:before="0" w:after="20"/>
+        <w:jc w:val="left"/>
+      </w:pPr>
+      <w:r>
+        <w:rPr>
+          <w:rFonts w:ascii="Adani" w:hAnsi="Adani"/>
+          <w:b/>
+          <w:sz w:val="20"/>
+          <w:u w:val="none"/>
+        </w:rPr>
+        <w:t>ADANI GREEN ENERGY TWENTY FIVE B LIMITED</w:t>
       </w:r>
     </w:p>
     <w:p>
@@ -3306,67 +3209,7 @@
           <w:sz w:val="20"/>
           <w:u w:val="none"/>
         </w:rPr>
-        <w:t>ADANI GREEN ENERGY TWENTY FIVE B LIMITED</w:t>
-      </w:r>
-    </w:p>
-    <w:p>
-      <w:pPr>
-        <w:spacing w:before="0" w:after="20"/>
-        <w:jc w:val="left"/>
-      </w:pPr>
-      <w:r>
-        <w:rPr>
-          <w:rFonts w:ascii="Adani" w:hAnsi="Adani"/>
-          <w:b/>
-          <w:sz w:val="20"/>
-          <w:u w:val="none"/>
-        </w:rPr>
-        <w:t>ADANI GREEN ENERGY TWENTY SIX A LIMITED</w:t>
-      </w:r>
-    </w:p>
-    <w:p>
-      <w:pPr>
-        <w:spacing w:before="0" w:after="20"/>
-        <w:jc w:val="left"/>
-      </w:pPr>
-      <w:r>
-        <w:rPr>
-          <w:rFonts w:ascii="Adani" w:hAnsi="Adani"/>
-          <w:b/>
-          <w:sz w:val="20"/>
-          <w:u w:val="none"/>
-        </w:rPr>
-        <w:t>ADANI GREEN ENERGY TWENTY FIVE A LIMITED</w:t>
-      </w:r>
-    </w:p>
-    <w:p>
-      <w:pPr>
-        <w:spacing w:before="0" w:after="20"/>
-        <w:jc w:val="left"/>
-      </w:pPr>
-      <w:r>
-        <w:rPr>
-          <w:rFonts w:ascii="Adani" w:hAnsi="Adani"/>
-          <w:b/>
-          <w:sz w:val="20"/>
-          <w:u w:val="none"/>
-        </w:rPr>
         <w:t>ADANI GREEN ENERGY TWENTY FOUR B LIMITED</w:t>
-      </w:r>
-    </w:p>
-    <w:p>
-      <w:pPr>
-        <w:spacing w:before="0" w:after="20"/>
-        <w:jc w:val="left"/>
-      </w:pPr>
-      <w:r>
-        <w:rPr>
-          <w:rFonts w:ascii="Adani" w:hAnsi="Adani"/>
-          <w:b/>
-          <w:sz w:val="20"/>
-          <w:u w:val="none"/>
-        </w:rPr>
-        <w:t>ADANI GREEN ENERGY TWENTY SIX C LIMITED</w:t>
       </w:r>
     </w:p>
     <w:p/>
@@ -3442,7 +3285,67 @@
           <w:sz w:val="20"/>
           <w:u w:val="none"/>
         </w:rPr>
+        <w:t>ADANI GREEN ENERGY TWENTY SIX C LIMITED</w:t>
+      </w:r>
+    </w:p>
+    <w:p>
+      <w:pPr>
+        <w:spacing w:before="0" w:after="20"/>
+        <w:jc w:val="left"/>
+      </w:pPr>
+      <w:r>
+        <w:rPr>
+          <w:rFonts w:ascii="Adani" w:hAnsi="Adani"/>
+          <w:b w:val="0"/>
+          <w:sz w:val="20"/>
+          <w:u w:val="none"/>
+        </w:rPr>
+        <w:t>ADANI GREEN ENERGY TWENTY FIVE A LIMITED</w:t>
+      </w:r>
+    </w:p>
+    <w:p>
+      <w:pPr>
+        <w:spacing w:before="0" w:after="20"/>
+        <w:jc w:val="left"/>
+      </w:pPr>
+      <w:r>
+        <w:rPr>
+          <w:rFonts w:ascii="Adani" w:hAnsi="Adani"/>
+          <w:b w:val="0"/>
+          <w:sz w:val="20"/>
+          <w:u w:val="none"/>
+        </w:rPr>
+        <w:t>ADANI GREEN ENERGY TWENTY SIX A LIMITED</w:t>
+      </w:r>
+    </w:p>
+    <w:p>
+      <w:pPr>
+        <w:spacing w:before="0" w:after="20"/>
+        <w:jc w:val="left"/>
+      </w:pPr>
+      <w:r>
+        <w:rPr>
+          <w:rFonts w:ascii="Adani" w:hAnsi="Adani"/>
+          <w:b w:val="0"/>
+          <w:sz w:val="20"/>
+          <w:u w:val="none"/>
+        </w:rPr>
         <w:t>ADANI GREEN ENERGY TWENTY FOUR C LIMITED</w:t>
+      </w:r>
+    </w:p>
+    <w:p>
+      <w:pPr>
+        <w:spacing w:before="0" w:after="20"/>
+        <w:jc w:val="left"/>
+      </w:pPr>
+      <w:r>
+        <w:rPr>
+          <w:rFonts w:ascii="Adani" w:hAnsi="Adani"/>
+          <w:b w:val="0"/>
+          <w:sz w:val="20"/>
+          <w:u w:val="none"/>
+        </w:rPr>
+        <w:t>ADANI GREEN ENERGY TWENTY FIVE B LIMITED</w:t>
       </w:r>
     </w:p>
     <w:p>
@@ -3487,67 +3390,7 @@
           <w:sz w:val="20"/>
           <w:u w:val="none"/>
         </w:rPr>
-        <w:t>ADANI GREEN ENERGY TWENTY FIVE B LIMITED</w:t>
-      </w:r>
-    </w:p>
-    <w:p>
-      <w:pPr>
-        <w:spacing w:before="0" w:after="20"/>
-        <w:jc w:val="left"/>
-      </w:pPr>
-      <w:r>
-        <w:rPr>
-          <w:rFonts w:ascii="Adani" w:hAnsi="Adani"/>
-          <w:b w:val="0"/>
-          <w:sz w:val="20"/>
-          <w:u w:val="none"/>
-        </w:rPr>
-        <w:t>ADANI GREEN ENERGY TWENTY SIX A LIMITED</w:t>
-      </w:r>
-    </w:p>
-    <w:p>
-      <w:pPr>
-        <w:spacing w:before="0" w:after="20"/>
-        <w:jc w:val="left"/>
-      </w:pPr>
-      <w:r>
-        <w:rPr>
-          <w:rFonts w:ascii="Adani" w:hAnsi="Adani"/>
-          <w:b w:val="0"/>
-          <w:sz w:val="20"/>
-          <w:u w:val="none"/>
-        </w:rPr>
-        <w:t>ADANI GREEN ENERGY TWENTY FIVE A LIMITED</w:t>
-      </w:r>
-    </w:p>
-    <w:p>
-      <w:pPr>
-        <w:spacing w:before="0" w:after="20"/>
-        <w:jc w:val="left"/>
-      </w:pPr>
-      <w:r>
-        <w:rPr>
-          <w:rFonts w:ascii="Adani" w:hAnsi="Adani"/>
-          <w:b w:val="0"/>
-          <w:sz w:val="20"/>
-          <w:u w:val="none"/>
-        </w:rPr>
         <w:t>ADANI GREEN ENERGY TWENTY FOUR B LIMITED</w:t>
-      </w:r>
-    </w:p>
-    <w:p>
-      <w:pPr>
-        <w:spacing w:before="0" w:after="20"/>
-        <w:jc w:val="left"/>
-      </w:pPr>
-      <w:r>
-        <w:rPr>
-          <w:rFonts w:ascii="Adani" w:hAnsi="Adani"/>
-          <w:b w:val="0"/>
-          <w:sz w:val="20"/>
-          <w:u w:val="none"/>
-        </w:rPr>
-        <w:t>ADANI GREEN ENERGY TWENTY SIX C LIMITED</w:t>
       </w:r>
     </w:p>
     <w:p/>
@@ -3602,8 +3445,8 @@
     </w:p>
     <w:p>
       <w:pPr>
-        <w:spacing w:before="0" w:after="20"/>
-        <w:jc w:val="left"/>
+        <w:spacing w:before="0" w:after="80"/>
+        <w:jc w:val="center"/>
       </w:pPr>
       <w:r>
         <w:rPr>
@@ -3612,7 +3455,10 @@
           <w:sz w:val="20"/>
           <w:u w:val="none"/>
         </w:rPr>
-        <w:t>ADANI WIND ENERGY (GUJARAT) PRIVATE LIMITED</w:t>
+        <w:tab/>
+        <w:tab/>
+        <w:tab/>
+        <w:t>NIL</w:t>
       </w:r>
     </w:p>
     <w:p/>
@@ -4370,7 +4216,7 @@
                 <w:sz w:val="18"/>
                 <w:u w:val="none"/>
               </w:rPr>
-              <w:t>10</w:t>
+              <w:t>9</w:t>
             </w:r>
           </w:p>
         </w:tc>
@@ -4657,7 +4503,7 @@
                 <w:sz w:val="18"/>
                 <w:u w:val="none"/>
               </w:rPr>
-              <w:t>U70101GJ2015PTC083633</w:t>
+              <w:t>U40106GJ2020PLC114386</w:t>
             </w:r>
           </w:p>
         </w:tc>
@@ -4685,7 +4531,7 @@
                 <w:sz w:val="18"/>
                 <w:u w:val="none"/>
               </w:rPr>
-              <w:t>ADANI WIND ENERGY (GUJARAT) PRIVATE LIMITED</w:t>
+              <w:t>ADANI GREEN ENERGY TWENTY SIX C LIMITED</w:t>
             </w:r>
           </w:p>
         </w:tc>
@@ -4713,7 +4559,7 @@
                 <w:sz w:val="18"/>
                 <w:u w:val="none"/>
               </w:rPr>
-              <w:t>Company Secretary</w:t>
+              <w:t>Director</w:t>
             </w:r>
           </w:p>
         </w:tc>
@@ -4741,7 +4587,235 @@
                 <w:sz w:val="18"/>
                 <w:u w:val="none"/>
               </w:rPr>
-              <w:t>08/12/2022</w:t>
+              <w:t>07/12/2021</w:t>
+            </w:r>
+          </w:p>
+        </w:tc>
+      </w:tr>
+      <w:tr>
+        <w:tc>
+          <w:tcPr>
+            <w:tcW w:type="dxa" w:w="2268"/>
+            <w:shd w:val="clear" w:color="auto" w:fill="FFFFFF"/>
+            <w:tcBorders>
+              <w:top w:val="single" w:sz="4" w:space="0" w:color="000000"/>
+              <w:left w:val="single" w:sz="4" w:space="0" w:color="000000"/>
+              <w:bottom w:val="single" w:sz="4" w:space="0" w:color="000000"/>
+              <w:right w:val="single" w:sz="4" w:space="0" w:color="000000"/>
+            </w:tcBorders>
+            <w:vAlign w:val="center"/>
+          </w:tcPr>
+          <w:p>
+            <w:pPr>
+              <w:spacing w:before="40" w:after="40"/>
+              <w:jc w:val="left"/>
+            </w:pPr>
+            <w:r>
+              <w:rPr>
+                <w:rFonts w:ascii="Adani" w:hAnsi="Adani"/>
+                <w:b w:val="0"/>
+                <w:sz w:val="18"/>
+                <w:u w:val="none"/>
+              </w:rPr>
+              <w:t>U40108GJ2020PLC114820</w:t>
+            </w:r>
+          </w:p>
+        </w:tc>
+        <w:tc>
+          <w:tcPr>
+            <w:tcW w:type="dxa" w:w="4252"/>
+            <w:shd w:val="clear" w:color="auto" w:fill="FFFFFF"/>
+            <w:tcBorders>
+              <w:top w:val="single" w:sz="4" w:space="0" w:color="000000"/>
+              <w:left w:val="single" w:sz="4" w:space="0" w:color="000000"/>
+              <w:bottom w:val="single" w:sz="4" w:space="0" w:color="000000"/>
+              <w:right w:val="single" w:sz="4" w:space="0" w:color="000000"/>
+            </w:tcBorders>
+            <w:vAlign w:val="center"/>
+          </w:tcPr>
+          <w:p>
+            <w:pPr>
+              <w:spacing w:before="40" w:after="40"/>
+              <w:jc w:val="left"/>
+            </w:pPr>
+            <w:r>
+              <w:rPr>
+                <w:rFonts w:ascii="Adani" w:hAnsi="Adani"/>
+                <w:b w:val="0"/>
+                <w:sz w:val="18"/>
+                <w:u w:val="none"/>
+              </w:rPr>
+              <w:t>ADANI GREEN ENERGY TWENTY FIVE A LIMITED</w:t>
+            </w:r>
+          </w:p>
+        </w:tc>
+        <w:tc>
+          <w:tcPr>
+            <w:tcW w:type="dxa" w:w="1587"/>
+            <w:shd w:val="clear" w:color="auto" w:fill="FFFFFF"/>
+            <w:tcBorders>
+              <w:top w:val="single" w:sz="4" w:space="0" w:color="000000"/>
+              <w:left w:val="single" w:sz="4" w:space="0" w:color="000000"/>
+              <w:bottom w:val="single" w:sz="4" w:space="0" w:color="000000"/>
+              <w:right w:val="single" w:sz="4" w:space="0" w:color="000000"/>
+            </w:tcBorders>
+            <w:vAlign w:val="center"/>
+          </w:tcPr>
+          <w:p>
+            <w:pPr>
+              <w:spacing w:before="40" w:after="40"/>
+              <w:jc w:val="left"/>
+            </w:pPr>
+            <w:r>
+              <w:rPr>
+                <w:rFonts w:ascii="Adani" w:hAnsi="Adani"/>
+                <w:b w:val="0"/>
+                <w:sz w:val="18"/>
+                <w:u w:val="none"/>
+              </w:rPr>
+              <w:t>Director</w:t>
+            </w:r>
+          </w:p>
+        </w:tc>
+        <w:tc>
+          <w:tcPr>
+            <w:tcW w:type="dxa" w:w="1304"/>
+            <w:shd w:val="clear" w:color="auto" w:fill="FFFFFF"/>
+            <w:tcBorders>
+              <w:top w:val="single" w:sz="4" w:space="0" w:color="000000"/>
+              <w:left w:val="single" w:sz="4" w:space="0" w:color="000000"/>
+              <w:bottom w:val="single" w:sz="4" w:space="0" w:color="000000"/>
+              <w:right w:val="single" w:sz="4" w:space="0" w:color="000000"/>
+            </w:tcBorders>
+            <w:vAlign w:val="center"/>
+          </w:tcPr>
+          <w:p>
+            <w:pPr>
+              <w:spacing w:before="40" w:after="40"/>
+              <w:jc w:val="left"/>
+            </w:pPr>
+            <w:r>
+              <w:rPr>
+                <w:rFonts w:ascii="Adani" w:hAnsi="Adani"/>
+                <w:b w:val="0"/>
+                <w:sz w:val="18"/>
+                <w:u w:val="none"/>
+              </w:rPr>
+              <w:t>07/12/2021</w:t>
+            </w:r>
+          </w:p>
+        </w:tc>
+      </w:tr>
+      <w:tr>
+        <w:tc>
+          <w:tcPr>
+            <w:tcW w:type="dxa" w:w="2268"/>
+            <w:shd w:val="clear" w:color="auto" w:fill="FFFFFF"/>
+            <w:tcBorders>
+              <w:top w:val="single" w:sz="4" w:space="0" w:color="000000"/>
+              <w:left w:val="single" w:sz="4" w:space="0" w:color="000000"/>
+              <w:bottom w:val="single" w:sz="4" w:space="0" w:color="000000"/>
+              <w:right w:val="single" w:sz="4" w:space="0" w:color="000000"/>
+            </w:tcBorders>
+            <w:vAlign w:val="center"/>
+          </w:tcPr>
+          <w:p>
+            <w:pPr>
+              <w:spacing w:before="40" w:after="40"/>
+              <w:jc w:val="left"/>
+            </w:pPr>
+            <w:r>
+              <w:rPr>
+                <w:rFonts w:ascii="Adani" w:hAnsi="Adani"/>
+                <w:b w:val="0"/>
+                <w:sz w:val="18"/>
+                <w:u w:val="none"/>
+              </w:rPr>
+              <w:t>U40100GJ2020PLC114736</w:t>
+            </w:r>
+          </w:p>
+        </w:tc>
+        <w:tc>
+          <w:tcPr>
+            <w:tcW w:type="dxa" w:w="4252"/>
+            <w:shd w:val="clear" w:color="auto" w:fill="FFFFFF"/>
+            <w:tcBorders>
+              <w:top w:val="single" w:sz="4" w:space="0" w:color="000000"/>
+              <w:left w:val="single" w:sz="4" w:space="0" w:color="000000"/>
+              <w:bottom w:val="single" w:sz="4" w:space="0" w:color="000000"/>
+              <w:right w:val="single" w:sz="4" w:space="0" w:color="000000"/>
+            </w:tcBorders>
+            <w:vAlign w:val="center"/>
+          </w:tcPr>
+          <w:p>
+            <w:pPr>
+              <w:spacing w:before="40" w:after="40"/>
+              <w:jc w:val="left"/>
+            </w:pPr>
+            <w:r>
+              <w:rPr>
+                <w:rFonts w:ascii="Adani" w:hAnsi="Adani"/>
+                <w:b w:val="0"/>
+                <w:sz w:val="18"/>
+                <w:u w:val="none"/>
+              </w:rPr>
+              <w:t>ADANI GREEN ENERGY TWENTY SIX A LIMITED</w:t>
+            </w:r>
+          </w:p>
+        </w:tc>
+        <w:tc>
+          <w:tcPr>
+            <w:tcW w:type="dxa" w:w="1587"/>
+            <w:shd w:val="clear" w:color="auto" w:fill="FFFFFF"/>
+            <w:tcBorders>
+              <w:top w:val="single" w:sz="4" w:space="0" w:color="000000"/>
+              <w:left w:val="single" w:sz="4" w:space="0" w:color="000000"/>
+              <w:bottom w:val="single" w:sz="4" w:space="0" w:color="000000"/>
+              <w:right w:val="single" w:sz="4" w:space="0" w:color="000000"/>
+            </w:tcBorders>
+            <w:vAlign w:val="center"/>
+          </w:tcPr>
+          <w:p>
+            <w:pPr>
+              <w:spacing w:before="40" w:after="40"/>
+              <w:jc w:val="left"/>
+            </w:pPr>
+            <w:r>
+              <w:rPr>
+                <w:rFonts w:ascii="Adani" w:hAnsi="Adani"/>
+                <w:b w:val="0"/>
+                <w:sz w:val="18"/>
+                <w:u w:val="none"/>
+              </w:rPr>
+              <w:t>Director</w:t>
+            </w:r>
+          </w:p>
+        </w:tc>
+        <w:tc>
+          <w:tcPr>
+            <w:tcW w:type="dxa" w:w="1304"/>
+            <w:shd w:val="clear" w:color="auto" w:fill="FFFFFF"/>
+            <w:tcBorders>
+              <w:top w:val="single" w:sz="4" w:space="0" w:color="000000"/>
+              <w:left w:val="single" w:sz="4" w:space="0" w:color="000000"/>
+              <w:bottom w:val="single" w:sz="4" w:space="0" w:color="000000"/>
+              <w:right w:val="single" w:sz="4" w:space="0" w:color="000000"/>
+            </w:tcBorders>
+            <w:vAlign w:val="center"/>
+          </w:tcPr>
+          <w:p>
+            <w:pPr>
+              <w:spacing w:before="40" w:after="40"/>
+              <w:jc w:val="left"/>
+            </w:pPr>
+            <w:r>
+              <w:rPr>
+                <w:rFonts w:ascii="Adani" w:hAnsi="Adani"/>
+                <w:b w:val="0"/>
+                <w:sz w:val="18"/>
+                <w:u w:val="none"/>
+              </w:rPr>
+              <w:t>07/12/2021</w:t>
             </w:r>
           </w:p>
         </w:tc>
@@ -4800,6 +4874,120 @@
                 <w:u w:val="none"/>
               </w:rPr>
               <w:t>ADANI GREEN ENERGY TWENTY FOUR C LIMITED</w:t>
+            </w:r>
+          </w:p>
+        </w:tc>
+        <w:tc>
+          <w:tcPr>
+            <w:tcW w:type="dxa" w:w="1587"/>
+            <w:shd w:val="clear" w:color="auto" w:fill="FFFFFF"/>
+            <w:tcBorders>
+              <w:top w:val="single" w:sz="4" w:space="0" w:color="000000"/>
+              <w:left w:val="single" w:sz="4" w:space="0" w:color="000000"/>
+              <w:bottom w:val="single" w:sz="4" w:space="0" w:color="000000"/>
+              <w:right w:val="single" w:sz="4" w:space="0" w:color="000000"/>
+            </w:tcBorders>
+            <w:vAlign w:val="center"/>
+          </w:tcPr>
+          <w:p>
+            <w:pPr>
+              <w:spacing w:before="40" w:after="40"/>
+              <w:jc w:val="left"/>
+            </w:pPr>
+            <w:r>
+              <w:rPr>
+                <w:rFonts w:ascii="Adani" w:hAnsi="Adani"/>
+                <w:b w:val="0"/>
+                <w:sz w:val="18"/>
+                <w:u w:val="none"/>
+              </w:rPr>
+              <w:t>Director</w:t>
+            </w:r>
+          </w:p>
+        </w:tc>
+        <w:tc>
+          <w:tcPr>
+            <w:tcW w:type="dxa" w:w="1304"/>
+            <w:shd w:val="clear" w:color="auto" w:fill="FFFFFF"/>
+            <w:tcBorders>
+              <w:top w:val="single" w:sz="4" w:space="0" w:color="000000"/>
+              <w:left w:val="single" w:sz="4" w:space="0" w:color="000000"/>
+              <w:bottom w:val="single" w:sz="4" w:space="0" w:color="000000"/>
+              <w:right w:val="single" w:sz="4" w:space="0" w:color="000000"/>
+            </w:tcBorders>
+            <w:vAlign w:val="center"/>
+          </w:tcPr>
+          <w:p>
+            <w:pPr>
+              <w:spacing w:before="40" w:after="40"/>
+              <w:jc w:val="left"/>
+            </w:pPr>
+            <w:r>
+              <w:rPr>
+                <w:rFonts w:ascii="Adani" w:hAnsi="Adani"/>
+                <w:b w:val="0"/>
+                <w:sz w:val="18"/>
+                <w:u w:val="none"/>
+              </w:rPr>
+              <w:t>07/12/2021</w:t>
+            </w:r>
+          </w:p>
+        </w:tc>
+      </w:tr>
+      <w:tr>
+        <w:tc>
+          <w:tcPr>
+            <w:tcW w:type="dxa" w:w="2268"/>
+            <w:shd w:val="clear" w:color="auto" w:fill="FFFFFF"/>
+            <w:tcBorders>
+              <w:top w:val="single" w:sz="4" w:space="0" w:color="000000"/>
+              <w:left w:val="single" w:sz="4" w:space="0" w:color="000000"/>
+              <w:bottom w:val="single" w:sz="4" w:space="0" w:color="000000"/>
+              <w:right w:val="single" w:sz="4" w:space="0" w:color="000000"/>
+            </w:tcBorders>
+            <w:vAlign w:val="center"/>
+          </w:tcPr>
+          <w:p>
+            <w:pPr>
+              <w:spacing w:before="40" w:after="40"/>
+              <w:jc w:val="left"/>
+            </w:pPr>
+            <w:r>
+              <w:rPr>
+                <w:rFonts w:ascii="Adani" w:hAnsi="Adani"/>
+                <w:b w:val="0"/>
+                <w:sz w:val="18"/>
+                <w:u w:val="none"/>
+              </w:rPr>
+              <w:t>U40100GJ2020PLC114378</w:t>
+            </w:r>
+          </w:p>
+        </w:tc>
+        <w:tc>
+          <w:tcPr>
+            <w:tcW w:type="dxa" w:w="4252"/>
+            <w:shd w:val="clear" w:color="auto" w:fill="FFFFFF"/>
+            <w:tcBorders>
+              <w:top w:val="single" w:sz="4" w:space="0" w:color="000000"/>
+              <w:left w:val="single" w:sz="4" w:space="0" w:color="000000"/>
+              <w:bottom w:val="single" w:sz="4" w:space="0" w:color="000000"/>
+              <w:right w:val="single" w:sz="4" w:space="0" w:color="000000"/>
+            </w:tcBorders>
+            <w:vAlign w:val="center"/>
+          </w:tcPr>
+          <w:p>
+            <w:pPr>
+              <w:spacing w:before="40" w:after="40"/>
+              <w:jc w:val="left"/>
+            </w:pPr>
+            <w:r>
+              <w:rPr>
+                <w:rFonts w:ascii="Adani" w:hAnsi="Adani"/>
+                <w:b w:val="0"/>
+                <w:sz w:val="18"/>
+                <w:u w:val="none"/>
+              </w:rPr>
+              <w:t>ADANI GREEN ENERGY TWENTY FIVE B LIMITED</w:t>
             </w:r>
           </w:p>
         </w:tc>
@@ -5113,348 +5301,6 @@
                 <w:sz w:val="18"/>
                 <w:u w:val="none"/>
               </w:rPr>
-              <w:t>U40100GJ2020PLC114378</w:t>
-            </w:r>
-          </w:p>
-        </w:tc>
-        <w:tc>
-          <w:tcPr>
-            <w:tcW w:type="dxa" w:w="4252"/>
-            <w:shd w:val="clear" w:color="auto" w:fill="FFFFFF"/>
-            <w:tcBorders>
-              <w:top w:val="single" w:sz="4" w:space="0" w:color="000000"/>
-              <w:left w:val="single" w:sz="4" w:space="0" w:color="000000"/>
-              <w:bottom w:val="single" w:sz="4" w:space="0" w:color="000000"/>
-              <w:right w:val="single" w:sz="4" w:space="0" w:color="000000"/>
-            </w:tcBorders>
-            <w:vAlign w:val="center"/>
-          </w:tcPr>
-          <w:p>
-            <w:pPr>
-              <w:spacing w:before="40" w:after="40"/>
-              <w:jc w:val="left"/>
-            </w:pPr>
-            <w:r>
-              <w:rPr>
-                <w:rFonts w:ascii="Adani" w:hAnsi="Adani"/>
-                <w:b w:val="0"/>
-                <w:sz w:val="18"/>
-                <w:u w:val="none"/>
-              </w:rPr>
-              <w:t>ADANI GREEN ENERGY TWENTY FIVE B LIMITED</w:t>
-            </w:r>
-          </w:p>
-        </w:tc>
-        <w:tc>
-          <w:tcPr>
-            <w:tcW w:type="dxa" w:w="1587"/>
-            <w:shd w:val="clear" w:color="auto" w:fill="FFFFFF"/>
-            <w:tcBorders>
-              <w:top w:val="single" w:sz="4" w:space="0" w:color="000000"/>
-              <w:left w:val="single" w:sz="4" w:space="0" w:color="000000"/>
-              <w:bottom w:val="single" w:sz="4" w:space="0" w:color="000000"/>
-              <w:right w:val="single" w:sz="4" w:space="0" w:color="000000"/>
-            </w:tcBorders>
-            <w:vAlign w:val="center"/>
-          </w:tcPr>
-          <w:p>
-            <w:pPr>
-              <w:spacing w:before="40" w:after="40"/>
-              <w:jc w:val="left"/>
-            </w:pPr>
-            <w:r>
-              <w:rPr>
-                <w:rFonts w:ascii="Adani" w:hAnsi="Adani"/>
-                <w:b w:val="0"/>
-                <w:sz w:val="18"/>
-                <w:u w:val="none"/>
-              </w:rPr>
-              <w:t>Director</w:t>
-            </w:r>
-          </w:p>
-        </w:tc>
-        <w:tc>
-          <w:tcPr>
-            <w:tcW w:type="dxa" w:w="1304"/>
-            <w:shd w:val="clear" w:color="auto" w:fill="FFFFFF"/>
-            <w:tcBorders>
-              <w:top w:val="single" w:sz="4" w:space="0" w:color="000000"/>
-              <w:left w:val="single" w:sz="4" w:space="0" w:color="000000"/>
-              <w:bottom w:val="single" w:sz="4" w:space="0" w:color="000000"/>
-              <w:right w:val="single" w:sz="4" w:space="0" w:color="000000"/>
-            </w:tcBorders>
-            <w:vAlign w:val="center"/>
-          </w:tcPr>
-          <w:p>
-            <w:pPr>
-              <w:spacing w:before="40" w:after="40"/>
-              <w:jc w:val="left"/>
-            </w:pPr>
-            <w:r>
-              <w:rPr>
-                <w:rFonts w:ascii="Adani" w:hAnsi="Adani"/>
-                <w:b w:val="0"/>
-                <w:sz w:val="18"/>
-                <w:u w:val="none"/>
-              </w:rPr>
-              <w:t>07/12/2021</w:t>
-            </w:r>
-          </w:p>
-        </w:tc>
-      </w:tr>
-      <w:tr>
-        <w:tc>
-          <w:tcPr>
-            <w:tcW w:type="dxa" w:w="2268"/>
-            <w:shd w:val="clear" w:color="auto" w:fill="FFFFFF"/>
-            <w:tcBorders>
-              <w:top w:val="single" w:sz="4" w:space="0" w:color="000000"/>
-              <w:left w:val="single" w:sz="4" w:space="0" w:color="000000"/>
-              <w:bottom w:val="single" w:sz="4" w:space="0" w:color="000000"/>
-              <w:right w:val="single" w:sz="4" w:space="0" w:color="000000"/>
-            </w:tcBorders>
-            <w:vAlign w:val="center"/>
-          </w:tcPr>
-          <w:p>
-            <w:pPr>
-              <w:spacing w:before="40" w:after="40"/>
-              <w:jc w:val="left"/>
-            </w:pPr>
-            <w:r>
-              <w:rPr>
-                <w:rFonts w:ascii="Adani" w:hAnsi="Adani"/>
-                <w:b w:val="0"/>
-                <w:sz w:val="18"/>
-                <w:u w:val="none"/>
-              </w:rPr>
-              <w:t>U40100GJ2020PLC114736</w:t>
-            </w:r>
-          </w:p>
-        </w:tc>
-        <w:tc>
-          <w:tcPr>
-            <w:tcW w:type="dxa" w:w="4252"/>
-            <w:shd w:val="clear" w:color="auto" w:fill="FFFFFF"/>
-            <w:tcBorders>
-              <w:top w:val="single" w:sz="4" w:space="0" w:color="000000"/>
-              <w:left w:val="single" w:sz="4" w:space="0" w:color="000000"/>
-              <w:bottom w:val="single" w:sz="4" w:space="0" w:color="000000"/>
-              <w:right w:val="single" w:sz="4" w:space="0" w:color="000000"/>
-            </w:tcBorders>
-            <w:vAlign w:val="center"/>
-          </w:tcPr>
-          <w:p>
-            <w:pPr>
-              <w:spacing w:before="40" w:after="40"/>
-              <w:jc w:val="left"/>
-            </w:pPr>
-            <w:r>
-              <w:rPr>
-                <w:rFonts w:ascii="Adani" w:hAnsi="Adani"/>
-                <w:b w:val="0"/>
-                <w:sz w:val="18"/>
-                <w:u w:val="none"/>
-              </w:rPr>
-              <w:t>ADANI GREEN ENERGY TWENTY SIX A LIMITED</w:t>
-            </w:r>
-          </w:p>
-        </w:tc>
-        <w:tc>
-          <w:tcPr>
-            <w:tcW w:type="dxa" w:w="1587"/>
-            <w:shd w:val="clear" w:color="auto" w:fill="FFFFFF"/>
-            <w:tcBorders>
-              <w:top w:val="single" w:sz="4" w:space="0" w:color="000000"/>
-              <w:left w:val="single" w:sz="4" w:space="0" w:color="000000"/>
-              <w:bottom w:val="single" w:sz="4" w:space="0" w:color="000000"/>
-              <w:right w:val="single" w:sz="4" w:space="0" w:color="000000"/>
-            </w:tcBorders>
-            <w:vAlign w:val="center"/>
-          </w:tcPr>
-          <w:p>
-            <w:pPr>
-              <w:spacing w:before="40" w:after="40"/>
-              <w:jc w:val="left"/>
-            </w:pPr>
-            <w:r>
-              <w:rPr>
-                <w:rFonts w:ascii="Adani" w:hAnsi="Adani"/>
-                <w:b w:val="0"/>
-                <w:sz w:val="18"/>
-                <w:u w:val="none"/>
-              </w:rPr>
-              <w:t>Director</w:t>
-            </w:r>
-          </w:p>
-        </w:tc>
-        <w:tc>
-          <w:tcPr>
-            <w:tcW w:type="dxa" w:w="1304"/>
-            <w:shd w:val="clear" w:color="auto" w:fill="FFFFFF"/>
-            <w:tcBorders>
-              <w:top w:val="single" w:sz="4" w:space="0" w:color="000000"/>
-              <w:left w:val="single" w:sz="4" w:space="0" w:color="000000"/>
-              <w:bottom w:val="single" w:sz="4" w:space="0" w:color="000000"/>
-              <w:right w:val="single" w:sz="4" w:space="0" w:color="000000"/>
-            </w:tcBorders>
-            <w:vAlign w:val="center"/>
-          </w:tcPr>
-          <w:p>
-            <w:pPr>
-              <w:spacing w:before="40" w:after="40"/>
-              <w:jc w:val="left"/>
-            </w:pPr>
-            <w:r>
-              <w:rPr>
-                <w:rFonts w:ascii="Adani" w:hAnsi="Adani"/>
-                <w:b w:val="0"/>
-                <w:sz w:val="18"/>
-                <w:u w:val="none"/>
-              </w:rPr>
-              <w:t>07/12/2021</w:t>
-            </w:r>
-          </w:p>
-        </w:tc>
-      </w:tr>
-      <w:tr>
-        <w:tc>
-          <w:tcPr>
-            <w:tcW w:type="dxa" w:w="2268"/>
-            <w:shd w:val="clear" w:color="auto" w:fill="FFFFFF"/>
-            <w:tcBorders>
-              <w:top w:val="single" w:sz="4" w:space="0" w:color="000000"/>
-              <w:left w:val="single" w:sz="4" w:space="0" w:color="000000"/>
-              <w:bottom w:val="single" w:sz="4" w:space="0" w:color="000000"/>
-              <w:right w:val="single" w:sz="4" w:space="0" w:color="000000"/>
-            </w:tcBorders>
-            <w:vAlign w:val="center"/>
-          </w:tcPr>
-          <w:p>
-            <w:pPr>
-              <w:spacing w:before="40" w:after="40"/>
-              <w:jc w:val="left"/>
-            </w:pPr>
-            <w:r>
-              <w:rPr>
-                <w:rFonts w:ascii="Adani" w:hAnsi="Adani"/>
-                <w:b w:val="0"/>
-                <w:sz w:val="18"/>
-                <w:u w:val="none"/>
-              </w:rPr>
-              <w:t>U40108GJ2020PLC114820</w:t>
-            </w:r>
-          </w:p>
-        </w:tc>
-        <w:tc>
-          <w:tcPr>
-            <w:tcW w:type="dxa" w:w="4252"/>
-            <w:shd w:val="clear" w:color="auto" w:fill="FFFFFF"/>
-            <w:tcBorders>
-              <w:top w:val="single" w:sz="4" w:space="0" w:color="000000"/>
-              <w:left w:val="single" w:sz="4" w:space="0" w:color="000000"/>
-              <w:bottom w:val="single" w:sz="4" w:space="0" w:color="000000"/>
-              <w:right w:val="single" w:sz="4" w:space="0" w:color="000000"/>
-            </w:tcBorders>
-            <w:vAlign w:val="center"/>
-          </w:tcPr>
-          <w:p>
-            <w:pPr>
-              <w:spacing w:before="40" w:after="40"/>
-              <w:jc w:val="left"/>
-            </w:pPr>
-            <w:r>
-              <w:rPr>
-                <w:rFonts w:ascii="Adani" w:hAnsi="Adani"/>
-                <w:b w:val="0"/>
-                <w:sz w:val="18"/>
-                <w:u w:val="none"/>
-              </w:rPr>
-              <w:t>ADANI GREEN ENERGY TWENTY FIVE A LIMITED</w:t>
-            </w:r>
-          </w:p>
-        </w:tc>
-        <w:tc>
-          <w:tcPr>
-            <w:tcW w:type="dxa" w:w="1587"/>
-            <w:shd w:val="clear" w:color="auto" w:fill="FFFFFF"/>
-            <w:tcBorders>
-              <w:top w:val="single" w:sz="4" w:space="0" w:color="000000"/>
-              <w:left w:val="single" w:sz="4" w:space="0" w:color="000000"/>
-              <w:bottom w:val="single" w:sz="4" w:space="0" w:color="000000"/>
-              <w:right w:val="single" w:sz="4" w:space="0" w:color="000000"/>
-            </w:tcBorders>
-            <w:vAlign w:val="center"/>
-          </w:tcPr>
-          <w:p>
-            <w:pPr>
-              <w:spacing w:before="40" w:after="40"/>
-              <w:jc w:val="left"/>
-            </w:pPr>
-            <w:r>
-              <w:rPr>
-                <w:rFonts w:ascii="Adani" w:hAnsi="Adani"/>
-                <w:b w:val="0"/>
-                <w:sz w:val="18"/>
-                <w:u w:val="none"/>
-              </w:rPr>
-              <w:t>Director</w:t>
-            </w:r>
-          </w:p>
-        </w:tc>
-        <w:tc>
-          <w:tcPr>
-            <w:tcW w:type="dxa" w:w="1304"/>
-            <w:shd w:val="clear" w:color="auto" w:fill="FFFFFF"/>
-            <w:tcBorders>
-              <w:top w:val="single" w:sz="4" w:space="0" w:color="000000"/>
-              <w:left w:val="single" w:sz="4" w:space="0" w:color="000000"/>
-              <w:bottom w:val="single" w:sz="4" w:space="0" w:color="000000"/>
-              <w:right w:val="single" w:sz="4" w:space="0" w:color="000000"/>
-            </w:tcBorders>
-            <w:vAlign w:val="center"/>
-          </w:tcPr>
-          <w:p>
-            <w:pPr>
-              <w:spacing w:before="40" w:after="40"/>
-              <w:jc w:val="left"/>
-            </w:pPr>
-            <w:r>
-              <w:rPr>
-                <w:rFonts w:ascii="Adani" w:hAnsi="Adani"/>
-                <w:b w:val="0"/>
-                <w:sz w:val="18"/>
-                <w:u w:val="none"/>
-              </w:rPr>
-              <w:t>07/12/2021</w:t>
-            </w:r>
-          </w:p>
-        </w:tc>
-      </w:tr>
-      <w:tr>
-        <w:tc>
-          <w:tcPr>
-            <w:tcW w:type="dxa" w:w="2268"/>
-            <w:shd w:val="clear" w:color="auto" w:fill="FFFFFF"/>
-            <w:tcBorders>
-              <w:top w:val="single" w:sz="4" w:space="0" w:color="000000"/>
-              <w:left w:val="single" w:sz="4" w:space="0" w:color="000000"/>
-              <w:bottom w:val="single" w:sz="4" w:space="0" w:color="000000"/>
-              <w:right w:val="single" w:sz="4" w:space="0" w:color="000000"/>
-            </w:tcBorders>
-            <w:vAlign w:val="center"/>
-          </w:tcPr>
-          <w:p>
-            <w:pPr>
-              <w:spacing w:before="40" w:after="40"/>
-              <w:jc w:val="left"/>
-            </w:pPr>
-            <w:r>
-              <w:rPr>
-                <w:rFonts w:ascii="Adani" w:hAnsi="Adani"/>
-                <w:b w:val="0"/>
-                <w:sz w:val="18"/>
-                <w:u w:val="none"/>
-              </w:rPr>
               <w:t>U40300GJ2020PLC115109</w:t>
             </w:r>
           </w:p>
@@ -5484,120 +5330,6 @@
                 <w:u w:val="none"/>
               </w:rPr>
               <w:t>ADANI GREEN ENERGY TWENTY FOUR B LIMITED</w:t>
-            </w:r>
-          </w:p>
-        </w:tc>
-        <w:tc>
-          <w:tcPr>
-            <w:tcW w:type="dxa" w:w="1587"/>
-            <w:shd w:val="clear" w:color="auto" w:fill="FFFFFF"/>
-            <w:tcBorders>
-              <w:top w:val="single" w:sz="4" w:space="0" w:color="000000"/>
-              <w:left w:val="single" w:sz="4" w:space="0" w:color="000000"/>
-              <w:bottom w:val="single" w:sz="4" w:space="0" w:color="000000"/>
-              <w:right w:val="single" w:sz="4" w:space="0" w:color="000000"/>
-            </w:tcBorders>
-            <w:vAlign w:val="center"/>
-          </w:tcPr>
-          <w:p>
-            <w:pPr>
-              <w:spacing w:before="40" w:after="40"/>
-              <w:jc w:val="left"/>
-            </w:pPr>
-            <w:r>
-              <w:rPr>
-                <w:rFonts w:ascii="Adani" w:hAnsi="Adani"/>
-                <w:b w:val="0"/>
-                <w:sz w:val="18"/>
-                <w:u w:val="none"/>
-              </w:rPr>
-              <w:t>Director</w:t>
-            </w:r>
-          </w:p>
-        </w:tc>
-        <w:tc>
-          <w:tcPr>
-            <w:tcW w:type="dxa" w:w="1304"/>
-            <w:shd w:val="clear" w:color="auto" w:fill="FFFFFF"/>
-            <w:tcBorders>
-              <w:top w:val="single" w:sz="4" w:space="0" w:color="000000"/>
-              <w:left w:val="single" w:sz="4" w:space="0" w:color="000000"/>
-              <w:bottom w:val="single" w:sz="4" w:space="0" w:color="000000"/>
-              <w:right w:val="single" w:sz="4" w:space="0" w:color="000000"/>
-            </w:tcBorders>
-            <w:vAlign w:val="center"/>
-          </w:tcPr>
-          <w:p>
-            <w:pPr>
-              <w:spacing w:before="40" w:after="40"/>
-              <w:jc w:val="left"/>
-            </w:pPr>
-            <w:r>
-              <w:rPr>
-                <w:rFonts w:ascii="Adani" w:hAnsi="Adani"/>
-                <w:b w:val="0"/>
-                <w:sz w:val="18"/>
-                <w:u w:val="none"/>
-              </w:rPr>
-              <w:t>07/12/2021</w:t>
-            </w:r>
-          </w:p>
-        </w:tc>
-      </w:tr>
-      <w:tr>
-        <w:tc>
-          <w:tcPr>
-            <w:tcW w:type="dxa" w:w="2268"/>
-            <w:shd w:val="clear" w:color="auto" w:fill="FFFFFF"/>
-            <w:tcBorders>
-              <w:top w:val="single" w:sz="4" w:space="0" w:color="000000"/>
-              <w:left w:val="single" w:sz="4" w:space="0" w:color="000000"/>
-              <w:bottom w:val="single" w:sz="4" w:space="0" w:color="000000"/>
-              <w:right w:val="single" w:sz="4" w:space="0" w:color="000000"/>
-            </w:tcBorders>
-            <w:vAlign w:val="center"/>
-          </w:tcPr>
-          <w:p>
-            <w:pPr>
-              <w:spacing w:before="40" w:after="40"/>
-              <w:jc w:val="left"/>
-            </w:pPr>
-            <w:r>
-              <w:rPr>
-                <w:rFonts w:ascii="Adani" w:hAnsi="Adani"/>
-                <w:b w:val="0"/>
-                <w:sz w:val="18"/>
-                <w:u w:val="none"/>
-              </w:rPr>
-              <w:t>U40106GJ2020PLC114386</w:t>
-            </w:r>
-          </w:p>
-        </w:tc>
-        <w:tc>
-          <w:tcPr>
-            <w:tcW w:type="dxa" w:w="4252"/>
-            <w:shd w:val="clear" w:color="auto" w:fill="FFFFFF"/>
-            <w:tcBorders>
-              <w:top w:val="single" w:sz="4" w:space="0" w:color="000000"/>
-              <w:left w:val="single" w:sz="4" w:space="0" w:color="000000"/>
-              <w:bottom w:val="single" w:sz="4" w:space="0" w:color="000000"/>
-              <w:right w:val="single" w:sz="4" w:space="0" w:color="000000"/>
-            </w:tcBorders>
-            <w:vAlign w:val="center"/>
-          </w:tcPr>
-          <w:p>
-            <w:pPr>
-              <w:spacing w:before="40" w:after="40"/>
-              <w:jc w:val="left"/>
-            </w:pPr>
-            <w:r>
-              <w:rPr>
-                <w:rFonts w:ascii="Adani" w:hAnsi="Adani"/>
-                <w:b w:val="0"/>
-                <w:sz w:val="18"/>
-                <w:u w:val="none"/>
-              </w:rPr>
-              <w:t>ADANI GREEN ENERGY TWENTY SIX C LIMITED</w:t>
             </w:r>
           </w:p>
         </w:tc>
